--- a/PT2_parkjeaminh_DE190580..docx
+++ b/PT2_parkjeaminh_DE190580..docx
@@ -13998,10 +13998,10 @@
           <w14:ligatures w14:val="standardContextual"/>
         </w:rPr>
         <w:drawing>
-          <wp:inline distT="0" distB="0" distL="0" distR="0" wp14:anchorId="27DACB03" wp14:editId="42C8ABDF">
-            <wp:extent cx="5943600" cy="5267325"/>
-            <wp:effectExtent l="0" t="0" r="0" b="9525"/>
-            <wp:docPr id="1107145529" name="Picture 1"/>
+          <wp:inline distT="0" distB="0" distL="0" distR="0" wp14:anchorId="4F2C802B" wp14:editId="1544B8CE">
+            <wp:extent cx="5943600" cy="4996815"/>
+            <wp:effectExtent l="0" t="0" r="0" b="0"/>
+            <wp:docPr id="1920868967" name="Picture 1"/>
             <wp:cNvGraphicFramePr>
               <a:graphicFrameLocks xmlns:a="http://schemas.openxmlformats.org/drawingml/2006/main" noChangeAspect="1"/>
             </wp:cNvGraphicFramePr>
@@ -14009,7 +14009,7 @@
               <a:graphicData uri="http://schemas.openxmlformats.org/drawingml/2006/picture">
                 <pic:pic xmlns:pic="http://schemas.openxmlformats.org/drawingml/2006/picture">
                   <pic:nvPicPr>
-                    <pic:cNvPr id="1107145529" name=""/>
+                    <pic:cNvPr id="1920868967" name=""/>
                     <pic:cNvPicPr/>
                   </pic:nvPicPr>
                   <pic:blipFill>
@@ -14021,7 +14021,7 @@
                   <pic:spPr>
                     <a:xfrm>
                       <a:off x="0" y="0"/>
-                      <a:ext cx="5943600" cy="5267325"/>
+                      <a:ext cx="5943600" cy="4996815"/>
                     </a:xfrm>
                     <a:prstGeom prst="rect">
                       <a:avLst/>
@@ -14033,6 +14033,20 @@
           </wp:inline>
         </w:drawing>
       </w:r>
+      <w:r>
+        <w:rPr>
+          <w:noProof/>
+          <w14:ligatures w14:val="standardContextual"/>
+        </w:rPr>
+        <w:t>d</w:t>
+      </w:r>
+      <w:r>
+        <w:rPr>
+          <w:noProof/>
+          <w14:ligatures w14:val="standardContextual"/>
+        </w:rPr>
+        <w:tab/>
+      </w:r>
     </w:p>
     <w:p>
       <w:pPr>
@@ -15314,7 +15328,6 @@
           <w:rFonts w:cs="Times New Roman"/>
           <w:szCs w:val="26"/>
         </w:rPr>
-        <w:lastRenderedPageBreak/>
         <w:t>Realization (&lt;</w:t>
       </w:r>
       <w:proofErr w:type="gramStart"/>
@@ -15350,6 +15363,7 @@
           <w:rFonts w:cs="Times New Roman"/>
           <w:szCs w:val="26"/>
         </w:rPr>
+        <w:lastRenderedPageBreak/>
         <w:t>Aggregation (o--)</w:t>
       </w:r>
     </w:p>
@@ -16189,12 +16203,12 @@
     <w:p/>
     <w:p>
       <w:r>
+        <w:t>' --- LỚP SERVICE ---</w:t>
+      </w:r>
+    </w:p>
+    <w:p>
+      <w:r>
         <w:lastRenderedPageBreak/>
-        <w:t>' --- LỚP SERVICE ---</w:t>
-      </w:r>
-    </w:p>
-    <w:p>
-      <w:r>
         <w:t>package "Service Layer" {</w:t>
       </w:r>
     </w:p>
@@ -16469,12 +16483,12 @@
     </w:p>
     <w:p>
       <w:r>
+        <w:t xml:space="preserve">        - address: String</w:t>
+      </w:r>
+    </w:p>
+    <w:p>
+      <w:r>
         <w:lastRenderedPageBreak/>
-        <w:t xml:space="preserve">        - address: String</w:t>
-      </w:r>
-    </w:p>
-    <w:p>
-      <w:r>
         <w:t xml:space="preserve">    }</w:t>
       </w:r>
     </w:p>
@@ -16664,6 +16678,7 @@
     <w:p/>
     <w:p>
       <w:r>
+        <w:lastRenderedPageBreak/>
         <w:t>' --- ĐỊNH NGHĨA MỐI QUAN HỆ ---</w:t>
       </w:r>
     </w:p>
@@ -17241,6 +17256,7 @@
     <w:p/>
     <w:p>
       <w:r>
+        <w:lastRenderedPageBreak/>
         <w:t>@enduml</w:t>
       </w:r>
     </w:p>
@@ -18240,71 +18256,71 @@
         <w:ind w:left="360"/>
       </w:pPr>
       <w:r>
+        <w:t xml:space="preserve">4. Định </w:t>
+      </w:r>
+      <w:proofErr w:type="spellStart"/>
+      <w:r>
+        <w:t>nghĩa</w:t>
+      </w:r>
+      <w:proofErr w:type="spellEnd"/>
+      <w:r>
+        <w:t xml:space="preserve"> </w:t>
+      </w:r>
+      <w:proofErr w:type="spellStart"/>
+      <w:r>
+        <w:t>các</w:t>
+      </w:r>
+      <w:proofErr w:type="spellEnd"/>
+      <w:r>
+        <w:t xml:space="preserve"> </w:t>
+      </w:r>
+      <w:proofErr w:type="spellStart"/>
+      <w:r>
+        <w:t>Mối</w:t>
+      </w:r>
+      <w:proofErr w:type="spellEnd"/>
+      <w:r>
+        <w:t xml:space="preserve"> </w:t>
+      </w:r>
+      <w:proofErr w:type="spellStart"/>
+      <w:r>
+        <w:t>quan</w:t>
+      </w:r>
+      <w:proofErr w:type="spellEnd"/>
+      <w:r>
+        <w:t xml:space="preserve"> </w:t>
+      </w:r>
+      <w:proofErr w:type="spellStart"/>
+      <w:r>
+        <w:t>hệ</w:t>
+      </w:r>
+      <w:proofErr w:type="spellEnd"/>
+      <w:r>
+        <w:t xml:space="preserve"> (Relationships) </w:t>
+      </w:r>
+      <w:proofErr w:type="spellStart"/>
+      <w:r>
+        <w:t>chính</w:t>
+      </w:r>
+      <w:proofErr w:type="spellEnd"/>
+      <w:r>
+        <w:t xml:space="preserve"> </w:t>
+      </w:r>
+      <w:proofErr w:type="spellStart"/>
+      <w:r>
+        <w:t>xác</w:t>
+      </w:r>
+      <w:proofErr w:type="spellEnd"/>
+      <w:r>
+        <w:t>:</w:t>
+      </w:r>
+    </w:p>
+    <w:p>
+      <w:pPr>
+        <w:ind w:left="360"/>
+      </w:pPr>
+      <w:r>
         <w:lastRenderedPageBreak/>
-        <w:t xml:space="preserve">4. Định </w:t>
-      </w:r>
-      <w:proofErr w:type="spellStart"/>
-      <w:r>
-        <w:t>nghĩa</w:t>
-      </w:r>
-      <w:proofErr w:type="spellEnd"/>
-      <w:r>
-        <w:t xml:space="preserve"> </w:t>
-      </w:r>
-      <w:proofErr w:type="spellStart"/>
-      <w:r>
-        <w:t>các</w:t>
-      </w:r>
-      <w:proofErr w:type="spellEnd"/>
-      <w:r>
-        <w:t xml:space="preserve"> </w:t>
-      </w:r>
-      <w:proofErr w:type="spellStart"/>
-      <w:r>
-        <w:t>Mối</w:t>
-      </w:r>
-      <w:proofErr w:type="spellEnd"/>
-      <w:r>
-        <w:t xml:space="preserve"> </w:t>
-      </w:r>
-      <w:proofErr w:type="spellStart"/>
-      <w:r>
-        <w:t>quan</w:t>
-      </w:r>
-      <w:proofErr w:type="spellEnd"/>
-      <w:r>
-        <w:t xml:space="preserve"> </w:t>
-      </w:r>
-      <w:proofErr w:type="spellStart"/>
-      <w:r>
-        <w:t>hệ</w:t>
-      </w:r>
-      <w:proofErr w:type="spellEnd"/>
-      <w:r>
-        <w:t xml:space="preserve"> (Relationships) </w:t>
-      </w:r>
-      <w:proofErr w:type="spellStart"/>
-      <w:r>
-        <w:t>chính</w:t>
-      </w:r>
-      <w:proofErr w:type="spellEnd"/>
-      <w:r>
-        <w:t xml:space="preserve"> </w:t>
-      </w:r>
-      <w:proofErr w:type="spellStart"/>
-      <w:r>
-        <w:t>xác</w:t>
-      </w:r>
-      <w:proofErr w:type="spellEnd"/>
-      <w:r>
-        <w:t>:</w:t>
-      </w:r>
-    </w:p>
-    <w:p>
-      <w:pPr>
-        <w:ind w:left="360"/>
-      </w:pPr>
-      <w:r>
         <w:t xml:space="preserve">   - Realization (</w:t>
       </w:r>
       <w:proofErr w:type="spellStart"/>
@@ -22353,6 +22369,7 @@
   <w:style w:type="character" w:default="1" w:styleId="DefaultParagraphFont">
     <w:name w:val="Default Paragraph Font"/>
     <w:uiPriority w:val="1"/>
+    <w:semiHidden/>
     <w:unhideWhenUsed/>
   </w:style>
   <w:style w:type="table" w:default="1" w:styleId="TableNormal">

--- a/PT2_parkjeaminh_DE190580..docx
+++ b/PT2_parkjeaminh_DE190580..docx
@@ -2552,12 +2552,12 @@
           <w:pPr>
             <w:pStyle w:val="TOC1"/>
             <w:rPr>
-              <w:rFonts w:cs="Times New Roman"/>
+              <w:rFonts w:asciiTheme="minorHAnsi" w:hAnsiTheme="minorHAnsi"/>
               <w:noProof/>
               <w:kern w:val="2"/>
-              <w:sz w:val="22"/>
-              <w:szCs w:val="22"/>
-              <w:lang w:eastAsia="en-US"/>
+              <w:sz w:val="24"/>
+              <w:szCs w:val="24"/>
+              <w:lang w:eastAsia="ja-JP"/>
               <w14:ligatures w14:val="standardContextual"/>
             </w:rPr>
           </w:pPr>
@@ -2579,7 +2579,7 @@
             </w:rPr>
             <w:fldChar w:fldCharType="separate"/>
           </w:r>
-          <w:hyperlink w:anchor="_Toc220594432" w:history="1">
+          <w:hyperlink w:anchor="_Toc220955314" w:history="1">
             <w:r>
               <w:rPr>
                 <w:rStyle w:val="Hyperlink"/>
@@ -2590,12 +2590,12 @@
             </w:r>
             <w:r>
               <w:rPr>
-                <w:rFonts w:cs="Times New Roman"/>
+                <w:rFonts w:asciiTheme="minorHAnsi" w:hAnsiTheme="minorHAnsi"/>
                 <w:noProof/>
                 <w:kern w:val="2"/>
-                <w:sz w:val="22"/>
-                <w:szCs w:val="22"/>
-                <w:lang w:eastAsia="en-US"/>
+                <w:sz w:val="24"/>
+                <w:szCs w:val="24"/>
+                <w:lang w:eastAsia="ja-JP"/>
                 <w14:ligatures w14:val="standardContextual"/>
               </w:rPr>
               <w:tab/>
@@ -2610,7 +2610,6 @@
             </w:r>
             <w:r>
               <w:rPr>
-                <w:rFonts w:cs="Times New Roman"/>
                 <w:noProof/>
                 <w:webHidden/>
               </w:rPr>
@@ -2618,7 +2617,6 @@
             </w:r>
             <w:r>
               <w:rPr>
-                <w:rFonts w:cs="Times New Roman"/>
                 <w:noProof/>
                 <w:webHidden/>
               </w:rPr>
@@ -2626,22 +2624,19 @@
             </w:r>
             <w:r>
               <w:rPr>
-                <w:rFonts w:cs="Times New Roman"/>
                 <w:noProof/>
                 <w:webHidden/>
               </w:rPr>
-              <w:instrText xml:space="preserve"> PAGEREF _Toc220594432 \h </w:instrText>
+              <w:instrText xml:space="preserve"> PAGEREF _Toc220955314 \h </w:instrText>
             </w:r>
             <w:r>
               <w:rPr>
-                <w:rFonts w:cs="Times New Roman"/>
                 <w:noProof/>
                 <w:webHidden/>
               </w:rPr>
             </w:r>
             <w:r>
               <w:rPr>
-                <w:rFonts w:cs="Times New Roman"/>
                 <w:noProof/>
                 <w:webHidden/>
               </w:rPr>
@@ -2649,7 +2644,6 @@
             </w:r>
             <w:r>
               <w:rPr>
-                <w:rFonts w:cs="Times New Roman"/>
                 <w:noProof/>
                 <w:webHidden/>
               </w:rPr>
@@ -2657,7 +2651,6 @@
             </w:r>
             <w:r>
               <w:rPr>
-                <w:rFonts w:cs="Times New Roman"/>
                 <w:noProof/>
                 <w:webHidden/>
               </w:rPr>
@@ -2669,16 +2662,16 @@
           <w:pPr>
             <w:pStyle w:val="TOC1"/>
             <w:rPr>
-              <w:rFonts w:cs="Times New Roman"/>
+              <w:rFonts w:asciiTheme="minorHAnsi" w:hAnsiTheme="minorHAnsi"/>
               <w:noProof/>
               <w:kern w:val="2"/>
-              <w:sz w:val="22"/>
-              <w:szCs w:val="22"/>
-              <w:lang w:eastAsia="en-US"/>
+              <w:sz w:val="24"/>
+              <w:szCs w:val="24"/>
+              <w:lang w:eastAsia="ja-JP"/>
               <w14:ligatures w14:val="standardContextual"/>
             </w:rPr>
           </w:pPr>
-          <w:hyperlink w:anchor="_Toc220594433" w:history="1">
+          <w:hyperlink w:anchor="_Toc220955315" w:history="1">
             <w:r>
               <w:rPr>
                 <w:rStyle w:val="Hyperlink"/>
@@ -2689,12 +2682,12 @@
             </w:r>
             <w:r>
               <w:rPr>
-                <w:rFonts w:cs="Times New Roman"/>
+                <w:rFonts w:asciiTheme="minorHAnsi" w:hAnsiTheme="minorHAnsi"/>
                 <w:noProof/>
                 <w:kern w:val="2"/>
-                <w:sz w:val="22"/>
-                <w:szCs w:val="22"/>
-                <w:lang w:eastAsia="en-US"/>
+                <w:sz w:val="24"/>
+                <w:szCs w:val="24"/>
+                <w:lang w:eastAsia="ja-JP"/>
                 <w14:ligatures w14:val="standardContextual"/>
               </w:rPr>
               <w:tab/>
@@ -2709,7 +2702,6 @@
             </w:r>
             <w:r>
               <w:rPr>
-                <w:rFonts w:cs="Times New Roman"/>
                 <w:noProof/>
                 <w:webHidden/>
               </w:rPr>
@@ -2717,7 +2709,6 @@
             </w:r>
             <w:r>
               <w:rPr>
-                <w:rFonts w:cs="Times New Roman"/>
                 <w:noProof/>
                 <w:webHidden/>
               </w:rPr>
@@ -2725,22 +2716,19 @@
             </w:r>
             <w:r>
               <w:rPr>
-                <w:rFonts w:cs="Times New Roman"/>
                 <w:noProof/>
                 <w:webHidden/>
               </w:rPr>
-              <w:instrText xml:space="preserve"> PAGEREF _Toc220594433 \h </w:instrText>
+              <w:instrText xml:space="preserve"> PAGEREF _Toc220955315 \h </w:instrText>
             </w:r>
             <w:r>
               <w:rPr>
-                <w:rFonts w:cs="Times New Roman"/>
                 <w:noProof/>
                 <w:webHidden/>
               </w:rPr>
             </w:r>
             <w:r>
               <w:rPr>
-                <w:rFonts w:cs="Times New Roman"/>
                 <w:noProof/>
                 <w:webHidden/>
               </w:rPr>
@@ -2748,7 +2736,6 @@
             </w:r>
             <w:r>
               <w:rPr>
-                <w:rFonts w:cs="Times New Roman"/>
                 <w:noProof/>
                 <w:webHidden/>
               </w:rPr>
@@ -2756,7 +2743,6 @@
             </w:r>
             <w:r>
               <w:rPr>
-                <w:rFonts w:cs="Times New Roman"/>
                 <w:noProof/>
                 <w:webHidden/>
               </w:rPr>
@@ -2768,20 +2754,20 @@
           <w:pPr>
             <w:pStyle w:val="TOC2"/>
             <w:tabs>
-              <w:tab w:val="left" w:pos="1760"/>
+              <w:tab w:val="left" w:pos="1680"/>
               <w:tab w:val="right" w:leader="dot" w:pos="9350"/>
             </w:tabs>
             <w:rPr>
-              <w:rFonts w:cs="Times New Roman"/>
+              <w:rFonts w:asciiTheme="minorHAnsi" w:hAnsiTheme="minorHAnsi"/>
               <w:noProof/>
               <w:kern w:val="2"/>
-              <w:sz w:val="22"/>
-              <w:szCs w:val="22"/>
-              <w:lang w:eastAsia="en-US"/>
+              <w:sz w:val="24"/>
+              <w:szCs w:val="24"/>
+              <w:lang w:eastAsia="ja-JP"/>
               <w14:ligatures w14:val="standardContextual"/>
             </w:rPr>
           </w:pPr>
-          <w:hyperlink w:anchor="_Toc220594434" w:history="1">
+          <w:hyperlink w:anchor="_Toc220955316" w:history="1">
             <w:r>
               <w:rPr>
                 <w:rStyle w:val="Hyperlink"/>
@@ -2792,12 +2778,12 @@
             </w:r>
             <w:r>
               <w:rPr>
-                <w:rFonts w:cs="Times New Roman"/>
+                <w:rFonts w:asciiTheme="minorHAnsi" w:hAnsiTheme="minorHAnsi"/>
                 <w:noProof/>
                 <w:kern w:val="2"/>
-                <w:sz w:val="22"/>
-                <w:szCs w:val="22"/>
-                <w:lang w:eastAsia="en-US"/>
+                <w:sz w:val="24"/>
+                <w:szCs w:val="24"/>
+                <w:lang w:eastAsia="ja-JP"/>
                 <w14:ligatures w14:val="standardContextual"/>
               </w:rPr>
               <w:tab/>
@@ -2829,7 +2815,6 @@
             </w:r>
             <w:r>
               <w:rPr>
-                <w:rFonts w:cs="Times New Roman"/>
                 <w:noProof/>
                 <w:webHidden/>
               </w:rPr>
@@ -2837,7 +2822,6 @@
             </w:r>
             <w:r>
               <w:rPr>
-                <w:rFonts w:cs="Times New Roman"/>
                 <w:noProof/>
                 <w:webHidden/>
               </w:rPr>
@@ -2845,22 +2829,19 @@
             </w:r>
             <w:r>
               <w:rPr>
-                <w:rFonts w:cs="Times New Roman"/>
                 <w:noProof/>
                 <w:webHidden/>
               </w:rPr>
-              <w:instrText xml:space="preserve"> PAGEREF _Toc220594434 \h </w:instrText>
+              <w:instrText xml:space="preserve"> PAGEREF _Toc220955316 \h </w:instrText>
             </w:r>
             <w:r>
               <w:rPr>
-                <w:rFonts w:cs="Times New Roman"/>
                 <w:noProof/>
                 <w:webHidden/>
               </w:rPr>
             </w:r>
             <w:r>
               <w:rPr>
-                <w:rFonts w:cs="Times New Roman"/>
                 <w:noProof/>
                 <w:webHidden/>
               </w:rPr>
@@ -2868,7 +2849,6 @@
             </w:r>
             <w:r>
               <w:rPr>
-                <w:rFonts w:cs="Times New Roman"/>
                 <w:noProof/>
                 <w:webHidden/>
               </w:rPr>
@@ -2876,7 +2856,6 @@
             </w:r>
             <w:r>
               <w:rPr>
-                <w:rFonts w:cs="Times New Roman"/>
                 <w:noProof/>
                 <w:webHidden/>
               </w:rPr>
@@ -2888,20 +2867,20 @@
           <w:pPr>
             <w:pStyle w:val="TOC2"/>
             <w:tabs>
-              <w:tab w:val="left" w:pos="1760"/>
+              <w:tab w:val="left" w:pos="1680"/>
               <w:tab w:val="right" w:leader="dot" w:pos="9350"/>
             </w:tabs>
             <w:rPr>
-              <w:rFonts w:cs="Times New Roman"/>
+              <w:rFonts w:asciiTheme="minorHAnsi" w:hAnsiTheme="minorHAnsi"/>
               <w:noProof/>
               <w:kern w:val="2"/>
-              <w:sz w:val="22"/>
-              <w:szCs w:val="22"/>
-              <w:lang w:eastAsia="en-US"/>
+              <w:sz w:val="24"/>
+              <w:szCs w:val="24"/>
+              <w:lang w:eastAsia="ja-JP"/>
               <w14:ligatures w14:val="standardContextual"/>
             </w:rPr>
           </w:pPr>
-          <w:hyperlink w:anchor="_Toc220594435" w:history="1">
+          <w:hyperlink w:anchor="_Toc220955317" w:history="1">
             <w:r>
               <w:rPr>
                 <w:rStyle w:val="Hyperlink"/>
@@ -2912,12 +2891,12 @@
             </w:r>
             <w:r>
               <w:rPr>
-                <w:rFonts w:cs="Times New Roman"/>
+                <w:rFonts w:asciiTheme="minorHAnsi" w:hAnsiTheme="minorHAnsi"/>
                 <w:noProof/>
                 <w:kern w:val="2"/>
-                <w:sz w:val="22"/>
-                <w:szCs w:val="22"/>
-                <w:lang w:eastAsia="en-US"/>
+                <w:sz w:val="24"/>
+                <w:szCs w:val="24"/>
+                <w:lang w:eastAsia="ja-JP"/>
                 <w14:ligatures w14:val="standardContextual"/>
               </w:rPr>
               <w:tab/>
@@ -2932,7 +2911,6 @@
             </w:r>
             <w:r>
               <w:rPr>
-                <w:rFonts w:cs="Times New Roman"/>
                 <w:noProof/>
                 <w:webHidden/>
               </w:rPr>
@@ -2940,7 +2918,6 @@
             </w:r>
             <w:r>
               <w:rPr>
-                <w:rFonts w:cs="Times New Roman"/>
                 <w:noProof/>
                 <w:webHidden/>
               </w:rPr>
@@ -2948,22 +2925,19 @@
             </w:r>
             <w:r>
               <w:rPr>
-                <w:rFonts w:cs="Times New Roman"/>
                 <w:noProof/>
                 <w:webHidden/>
               </w:rPr>
-              <w:instrText xml:space="preserve"> PAGEREF _Toc220594435 \h </w:instrText>
+              <w:instrText xml:space="preserve"> PAGEREF _Toc220955317 \h </w:instrText>
             </w:r>
             <w:r>
               <w:rPr>
-                <w:rFonts w:cs="Times New Roman"/>
                 <w:noProof/>
                 <w:webHidden/>
               </w:rPr>
             </w:r>
             <w:r>
               <w:rPr>
-                <w:rFonts w:cs="Times New Roman"/>
                 <w:noProof/>
                 <w:webHidden/>
               </w:rPr>
@@ -2971,7 +2945,6 @@
             </w:r>
             <w:r>
               <w:rPr>
-                <w:rFonts w:cs="Times New Roman"/>
                 <w:noProof/>
                 <w:webHidden/>
               </w:rPr>
@@ -2979,7 +2952,6 @@
             </w:r>
             <w:r>
               <w:rPr>
-                <w:rFonts w:cs="Times New Roman"/>
                 <w:noProof/>
                 <w:webHidden/>
               </w:rPr>
@@ -2991,20 +2963,20 @@
           <w:pPr>
             <w:pStyle w:val="TOC2"/>
             <w:tabs>
-              <w:tab w:val="left" w:pos="1760"/>
+              <w:tab w:val="left" w:pos="1680"/>
               <w:tab w:val="right" w:leader="dot" w:pos="9350"/>
             </w:tabs>
             <w:rPr>
-              <w:rFonts w:cs="Times New Roman"/>
+              <w:rFonts w:asciiTheme="minorHAnsi" w:hAnsiTheme="minorHAnsi"/>
               <w:noProof/>
               <w:kern w:val="2"/>
-              <w:sz w:val="22"/>
-              <w:szCs w:val="22"/>
-              <w:lang w:eastAsia="en-US"/>
+              <w:sz w:val="24"/>
+              <w:szCs w:val="24"/>
+              <w:lang w:eastAsia="ja-JP"/>
               <w14:ligatures w14:val="standardContextual"/>
             </w:rPr>
           </w:pPr>
-          <w:hyperlink w:anchor="_Toc220594436" w:history="1">
+          <w:hyperlink w:anchor="_Toc220955318" w:history="1">
             <w:r>
               <w:rPr>
                 <w:rStyle w:val="Hyperlink"/>
@@ -3016,12 +2988,12 @@
             </w:r>
             <w:r>
               <w:rPr>
-                <w:rFonts w:cs="Times New Roman"/>
+                <w:rFonts w:asciiTheme="minorHAnsi" w:hAnsiTheme="minorHAnsi"/>
                 <w:noProof/>
                 <w:kern w:val="2"/>
-                <w:sz w:val="22"/>
-                <w:szCs w:val="22"/>
-                <w:lang w:eastAsia="en-US"/>
+                <w:sz w:val="24"/>
+                <w:szCs w:val="24"/>
+                <w:lang w:eastAsia="ja-JP"/>
                 <w14:ligatures w14:val="standardContextual"/>
               </w:rPr>
               <w:tab/>
@@ -3054,7 +3026,6 @@
             </w:r>
             <w:r>
               <w:rPr>
-                <w:rFonts w:cs="Times New Roman"/>
                 <w:noProof/>
                 <w:webHidden/>
               </w:rPr>
@@ -3062,7 +3033,6 @@
             </w:r>
             <w:r>
               <w:rPr>
-                <w:rFonts w:cs="Times New Roman"/>
                 <w:noProof/>
                 <w:webHidden/>
               </w:rPr>
@@ -3070,22 +3040,19 @@
             </w:r>
             <w:r>
               <w:rPr>
-                <w:rFonts w:cs="Times New Roman"/>
                 <w:noProof/>
                 <w:webHidden/>
               </w:rPr>
-              <w:instrText xml:space="preserve"> PAGEREF _Toc220594436 \h </w:instrText>
+              <w:instrText xml:space="preserve"> PAGEREF _Toc220955318 \h </w:instrText>
             </w:r>
             <w:r>
               <w:rPr>
-                <w:rFonts w:cs="Times New Roman"/>
                 <w:noProof/>
                 <w:webHidden/>
               </w:rPr>
             </w:r>
             <w:r>
               <w:rPr>
-                <w:rFonts w:cs="Times New Roman"/>
                 <w:noProof/>
                 <w:webHidden/>
               </w:rPr>
@@ -3093,7 +3060,6 @@
             </w:r>
             <w:r>
               <w:rPr>
-                <w:rFonts w:cs="Times New Roman"/>
                 <w:noProof/>
                 <w:webHidden/>
               </w:rPr>
@@ -3101,7 +3067,6 @@
             </w:r>
             <w:r>
               <w:rPr>
-                <w:rFonts w:cs="Times New Roman"/>
                 <w:noProof/>
                 <w:webHidden/>
               </w:rPr>
@@ -3113,20 +3078,20 @@
           <w:pPr>
             <w:pStyle w:val="TOC2"/>
             <w:tabs>
-              <w:tab w:val="left" w:pos="1760"/>
+              <w:tab w:val="left" w:pos="1680"/>
               <w:tab w:val="right" w:leader="dot" w:pos="9350"/>
             </w:tabs>
             <w:rPr>
-              <w:rFonts w:cs="Times New Roman"/>
+              <w:rFonts w:asciiTheme="minorHAnsi" w:hAnsiTheme="minorHAnsi"/>
               <w:noProof/>
               <w:kern w:val="2"/>
-              <w:sz w:val="22"/>
-              <w:szCs w:val="22"/>
-              <w:lang w:eastAsia="en-US"/>
+              <w:sz w:val="24"/>
+              <w:szCs w:val="24"/>
+              <w:lang w:eastAsia="ja-JP"/>
               <w14:ligatures w14:val="standardContextual"/>
             </w:rPr>
           </w:pPr>
-          <w:hyperlink w:anchor="_Toc220594437" w:history="1">
+          <w:hyperlink w:anchor="_Toc220955319" w:history="1">
             <w:r>
               <w:rPr>
                 <w:rStyle w:val="Hyperlink"/>
@@ -3137,12 +3102,12 @@
             </w:r>
             <w:r>
               <w:rPr>
-                <w:rFonts w:cs="Times New Roman"/>
+                <w:rFonts w:asciiTheme="minorHAnsi" w:hAnsiTheme="minorHAnsi"/>
                 <w:noProof/>
                 <w:kern w:val="2"/>
-                <w:sz w:val="22"/>
-                <w:szCs w:val="22"/>
-                <w:lang w:eastAsia="en-US"/>
+                <w:sz w:val="24"/>
+                <w:szCs w:val="24"/>
+                <w:lang w:eastAsia="ja-JP"/>
                 <w14:ligatures w14:val="standardContextual"/>
               </w:rPr>
               <w:tab/>
@@ -3157,7 +3122,6 @@
             </w:r>
             <w:r>
               <w:rPr>
-                <w:rFonts w:cs="Times New Roman"/>
                 <w:noProof/>
                 <w:webHidden/>
               </w:rPr>
@@ -3165,7 +3129,6 @@
             </w:r>
             <w:r>
               <w:rPr>
-                <w:rFonts w:cs="Times New Roman"/>
                 <w:noProof/>
                 <w:webHidden/>
               </w:rPr>
@@ -3173,22 +3136,19 @@
             </w:r>
             <w:r>
               <w:rPr>
-                <w:rFonts w:cs="Times New Roman"/>
                 <w:noProof/>
                 <w:webHidden/>
               </w:rPr>
-              <w:instrText xml:space="preserve"> PAGEREF _Toc220594437 \h </w:instrText>
+              <w:instrText xml:space="preserve"> PAGEREF _Toc220955319 \h </w:instrText>
             </w:r>
             <w:r>
               <w:rPr>
-                <w:rFonts w:cs="Times New Roman"/>
                 <w:noProof/>
                 <w:webHidden/>
               </w:rPr>
             </w:r>
             <w:r>
               <w:rPr>
-                <w:rFonts w:cs="Times New Roman"/>
                 <w:noProof/>
                 <w:webHidden/>
               </w:rPr>
@@ -3196,7 +3156,6 @@
             </w:r>
             <w:r>
               <w:rPr>
-                <w:rFonts w:cs="Times New Roman"/>
                 <w:noProof/>
                 <w:webHidden/>
               </w:rPr>
@@ -3204,7 +3163,6 @@
             </w:r>
             <w:r>
               <w:rPr>
-                <w:rFonts w:cs="Times New Roman"/>
                 <w:noProof/>
                 <w:webHidden/>
               </w:rPr>
@@ -3216,20 +3174,20 @@
           <w:pPr>
             <w:pStyle w:val="TOC2"/>
             <w:tabs>
-              <w:tab w:val="left" w:pos="1760"/>
+              <w:tab w:val="left" w:pos="1680"/>
               <w:tab w:val="right" w:leader="dot" w:pos="9350"/>
             </w:tabs>
             <w:rPr>
-              <w:rFonts w:cs="Times New Roman"/>
+              <w:rFonts w:asciiTheme="minorHAnsi" w:hAnsiTheme="minorHAnsi"/>
               <w:noProof/>
               <w:kern w:val="2"/>
-              <w:sz w:val="22"/>
-              <w:szCs w:val="22"/>
-              <w:lang w:eastAsia="en-US"/>
+              <w:sz w:val="24"/>
+              <w:szCs w:val="24"/>
+              <w:lang w:eastAsia="ja-JP"/>
               <w14:ligatures w14:val="standardContextual"/>
             </w:rPr>
           </w:pPr>
-          <w:hyperlink w:anchor="_Toc220594438" w:history="1">
+          <w:hyperlink w:anchor="_Toc220955320" w:history="1">
             <w:r>
               <w:rPr>
                 <w:rStyle w:val="Hyperlink"/>
@@ -3240,12 +3198,12 @@
             </w:r>
             <w:r>
               <w:rPr>
-                <w:rFonts w:cs="Times New Roman"/>
+                <w:rFonts w:asciiTheme="minorHAnsi" w:hAnsiTheme="minorHAnsi"/>
                 <w:noProof/>
                 <w:kern w:val="2"/>
-                <w:sz w:val="22"/>
-                <w:szCs w:val="22"/>
-                <w:lang w:eastAsia="en-US"/>
+                <w:sz w:val="24"/>
+                <w:szCs w:val="24"/>
+                <w:lang w:eastAsia="ja-JP"/>
                 <w14:ligatures w14:val="standardContextual"/>
               </w:rPr>
               <w:tab/>
@@ -3260,7 +3218,6 @@
             </w:r>
             <w:r>
               <w:rPr>
-                <w:rFonts w:cs="Times New Roman"/>
                 <w:noProof/>
                 <w:webHidden/>
               </w:rPr>
@@ -3268,7 +3225,6 @@
             </w:r>
             <w:r>
               <w:rPr>
-                <w:rFonts w:cs="Times New Roman"/>
                 <w:noProof/>
                 <w:webHidden/>
               </w:rPr>
@@ -3276,22 +3232,19 @@
             </w:r>
             <w:r>
               <w:rPr>
-                <w:rFonts w:cs="Times New Roman"/>
                 <w:noProof/>
                 <w:webHidden/>
               </w:rPr>
-              <w:instrText xml:space="preserve"> PAGEREF _Toc220594438 \h </w:instrText>
+              <w:instrText xml:space="preserve"> PAGEREF _Toc220955320 \h </w:instrText>
             </w:r>
             <w:r>
               <w:rPr>
-                <w:rFonts w:cs="Times New Roman"/>
                 <w:noProof/>
                 <w:webHidden/>
               </w:rPr>
             </w:r>
             <w:r>
               <w:rPr>
-                <w:rFonts w:cs="Times New Roman"/>
                 <w:noProof/>
                 <w:webHidden/>
               </w:rPr>
@@ -3299,7 +3252,6 @@
             </w:r>
             <w:r>
               <w:rPr>
-                <w:rFonts w:cs="Times New Roman"/>
                 <w:noProof/>
                 <w:webHidden/>
               </w:rPr>
@@ -3307,7 +3259,6 @@
             </w:r>
             <w:r>
               <w:rPr>
-                <w:rFonts w:cs="Times New Roman"/>
                 <w:noProof/>
                 <w:webHidden/>
               </w:rPr>
@@ -3319,20 +3270,20 @@
           <w:pPr>
             <w:pStyle w:val="TOC2"/>
             <w:tabs>
-              <w:tab w:val="left" w:pos="1760"/>
+              <w:tab w:val="left" w:pos="1680"/>
               <w:tab w:val="right" w:leader="dot" w:pos="9350"/>
             </w:tabs>
             <w:rPr>
-              <w:rFonts w:cs="Times New Roman"/>
+              <w:rFonts w:asciiTheme="minorHAnsi" w:hAnsiTheme="minorHAnsi"/>
               <w:noProof/>
               <w:kern w:val="2"/>
-              <w:sz w:val="22"/>
-              <w:szCs w:val="22"/>
-              <w:lang w:eastAsia="en-US"/>
+              <w:sz w:val="24"/>
+              <w:szCs w:val="24"/>
+              <w:lang w:eastAsia="ja-JP"/>
               <w14:ligatures w14:val="standardContextual"/>
             </w:rPr>
           </w:pPr>
-          <w:hyperlink w:anchor="_Toc220594439" w:history="1">
+          <w:hyperlink w:anchor="_Toc220955321" w:history="1">
             <w:r>
               <w:rPr>
                 <w:rStyle w:val="Hyperlink"/>
@@ -3344,12 +3295,12 @@
             </w:r>
             <w:r>
               <w:rPr>
-                <w:rFonts w:cs="Times New Roman"/>
+                <w:rFonts w:asciiTheme="minorHAnsi" w:hAnsiTheme="minorHAnsi"/>
                 <w:noProof/>
                 <w:kern w:val="2"/>
-                <w:sz w:val="22"/>
-                <w:szCs w:val="22"/>
-                <w:lang w:eastAsia="en-US"/>
+                <w:sz w:val="24"/>
+                <w:szCs w:val="24"/>
+                <w:lang w:eastAsia="ja-JP"/>
                 <w14:ligatures w14:val="standardContextual"/>
               </w:rPr>
               <w:tab/>
@@ -3364,7 +3315,6 @@
             </w:r>
             <w:r>
               <w:rPr>
-                <w:rFonts w:cs="Times New Roman"/>
                 <w:noProof/>
                 <w:webHidden/>
               </w:rPr>
@@ -3372,7 +3322,6 @@
             </w:r>
             <w:r>
               <w:rPr>
-                <w:rFonts w:cs="Times New Roman"/>
                 <w:noProof/>
                 <w:webHidden/>
               </w:rPr>
@@ -3380,22 +3329,19 @@
             </w:r>
             <w:r>
               <w:rPr>
-                <w:rFonts w:cs="Times New Roman"/>
                 <w:noProof/>
                 <w:webHidden/>
               </w:rPr>
-              <w:instrText xml:space="preserve"> PAGEREF _Toc220594439 \h </w:instrText>
+              <w:instrText xml:space="preserve"> PAGEREF _Toc220955321 \h </w:instrText>
             </w:r>
             <w:r>
               <w:rPr>
-                <w:rFonts w:cs="Times New Roman"/>
                 <w:noProof/>
                 <w:webHidden/>
               </w:rPr>
             </w:r>
             <w:r>
               <w:rPr>
-                <w:rFonts w:cs="Times New Roman"/>
                 <w:noProof/>
                 <w:webHidden/>
               </w:rPr>
@@ -3403,7 +3349,6 @@
             </w:r>
             <w:r>
               <w:rPr>
-                <w:rFonts w:cs="Times New Roman"/>
                 <w:noProof/>
                 <w:webHidden/>
               </w:rPr>
@@ -3411,7 +3356,6 @@
             </w:r>
             <w:r>
               <w:rPr>
-                <w:rFonts w:cs="Times New Roman"/>
                 <w:noProof/>
                 <w:webHidden/>
               </w:rPr>
@@ -3423,20 +3367,20 @@
           <w:pPr>
             <w:pStyle w:val="TOC2"/>
             <w:tabs>
-              <w:tab w:val="left" w:pos="1760"/>
+              <w:tab w:val="left" w:pos="1680"/>
               <w:tab w:val="right" w:leader="dot" w:pos="9350"/>
             </w:tabs>
             <w:rPr>
-              <w:rFonts w:cs="Times New Roman"/>
+              <w:rFonts w:asciiTheme="minorHAnsi" w:hAnsiTheme="minorHAnsi"/>
               <w:noProof/>
               <w:kern w:val="2"/>
-              <w:sz w:val="22"/>
-              <w:szCs w:val="22"/>
-              <w:lang w:eastAsia="en-US"/>
+              <w:sz w:val="24"/>
+              <w:szCs w:val="24"/>
+              <w:lang w:eastAsia="ja-JP"/>
               <w14:ligatures w14:val="standardContextual"/>
             </w:rPr>
           </w:pPr>
-          <w:hyperlink w:anchor="_Toc220594440" w:history="1">
+          <w:hyperlink w:anchor="_Toc220955322" w:history="1">
             <w:r>
               <w:rPr>
                 <w:rStyle w:val="Hyperlink"/>
@@ -3447,12 +3391,12 @@
             </w:r>
             <w:r>
               <w:rPr>
-                <w:rFonts w:cs="Times New Roman"/>
+                <w:rFonts w:asciiTheme="minorHAnsi" w:hAnsiTheme="minorHAnsi"/>
                 <w:noProof/>
                 <w:kern w:val="2"/>
-                <w:sz w:val="22"/>
-                <w:szCs w:val="22"/>
-                <w:lang w:eastAsia="en-US"/>
+                <w:sz w:val="24"/>
+                <w:szCs w:val="24"/>
+                <w:lang w:eastAsia="ja-JP"/>
                 <w14:ligatures w14:val="standardContextual"/>
               </w:rPr>
               <w:tab/>
@@ -3467,7 +3411,6 @@
             </w:r>
             <w:r>
               <w:rPr>
-                <w:rFonts w:cs="Times New Roman"/>
                 <w:noProof/>
                 <w:webHidden/>
               </w:rPr>
@@ -3475,7 +3418,6 @@
             </w:r>
             <w:r>
               <w:rPr>
-                <w:rFonts w:cs="Times New Roman"/>
                 <w:noProof/>
                 <w:webHidden/>
               </w:rPr>
@@ -3483,22 +3425,19 @@
             </w:r>
             <w:r>
               <w:rPr>
-                <w:rFonts w:cs="Times New Roman"/>
                 <w:noProof/>
                 <w:webHidden/>
               </w:rPr>
-              <w:instrText xml:space="preserve"> PAGEREF _Toc220594440 \h </w:instrText>
+              <w:instrText xml:space="preserve"> PAGEREF _Toc220955322 \h </w:instrText>
             </w:r>
             <w:r>
               <w:rPr>
-                <w:rFonts w:cs="Times New Roman"/>
                 <w:noProof/>
                 <w:webHidden/>
               </w:rPr>
             </w:r>
             <w:r>
               <w:rPr>
-                <w:rFonts w:cs="Times New Roman"/>
                 <w:noProof/>
                 <w:webHidden/>
               </w:rPr>
@@ -3506,7 +3445,6 @@
             </w:r>
             <w:r>
               <w:rPr>
-                <w:rFonts w:cs="Times New Roman"/>
                 <w:noProof/>
                 <w:webHidden/>
               </w:rPr>
@@ -3514,7 +3452,6 @@
             </w:r>
             <w:r>
               <w:rPr>
-                <w:rFonts w:cs="Times New Roman"/>
                 <w:noProof/>
                 <w:webHidden/>
               </w:rPr>
@@ -3526,20 +3463,20 @@
           <w:pPr>
             <w:pStyle w:val="TOC2"/>
             <w:tabs>
-              <w:tab w:val="left" w:pos="1760"/>
+              <w:tab w:val="left" w:pos="1680"/>
               <w:tab w:val="right" w:leader="dot" w:pos="9350"/>
             </w:tabs>
             <w:rPr>
-              <w:rFonts w:cs="Times New Roman"/>
+              <w:rFonts w:asciiTheme="minorHAnsi" w:hAnsiTheme="minorHAnsi"/>
               <w:noProof/>
               <w:kern w:val="2"/>
-              <w:sz w:val="22"/>
-              <w:szCs w:val="22"/>
-              <w:lang w:eastAsia="en-US"/>
+              <w:sz w:val="24"/>
+              <w:szCs w:val="24"/>
+              <w:lang w:eastAsia="ja-JP"/>
               <w14:ligatures w14:val="standardContextual"/>
             </w:rPr>
           </w:pPr>
-          <w:hyperlink w:anchor="_Toc220594441" w:history="1">
+          <w:hyperlink w:anchor="_Toc220955323" w:history="1">
             <w:r>
               <w:rPr>
                 <w:rStyle w:val="Hyperlink"/>
@@ -3551,12 +3488,12 @@
             </w:r>
             <w:r>
               <w:rPr>
-                <w:rFonts w:cs="Times New Roman"/>
+                <w:rFonts w:asciiTheme="minorHAnsi" w:hAnsiTheme="minorHAnsi"/>
                 <w:noProof/>
                 <w:kern w:val="2"/>
-                <w:sz w:val="22"/>
-                <w:szCs w:val="22"/>
-                <w:lang w:eastAsia="en-US"/>
+                <w:sz w:val="24"/>
+                <w:szCs w:val="24"/>
+                <w:lang w:eastAsia="ja-JP"/>
                 <w14:ligatures w14:val="standardContextual"/>
               </w:rPr>
               <w:tab/>
@@ -3571,7 +3508,6 @@
             </w:r>
             <w:r>
               <w:rPr>
-                <w:rFonts w:cs="Times New Roman"/>
                 <w:noProof/>
                 <w:webHidden/>
               </w:rPr>
@@ -3579,7 +3515,6 @@
             </w:r>
             <w:r>
               <w:rPr>
-                <w:rFonts w:cs="Times New Roman"/>
                 <w:noProof/>
                 <w:webHidden/>
               </w:rPr>
@@ -3587,22 +3522,19 @@
             </w:r>
             <w:r>
               <w:rPr>
-                <w:rFonts w:cs="Times New Roman"/>
                 <w:noProof/>
                 <w:webHidden/>
               </w:rPr>
-              <w:instrText xml:space="preserve"> PAGEREF _Toc220594441 \h </w:instrText>
+              <w:instrText xml:space="preserve"> PAGEREF _Toc220955323 \h </w:instrText>
             </w:r>
             <w:r>
               <w:rPr>
-                <w:rFonts w:cs="Times New Roman"/>
                 <w:noProof/>
                 <w:webHidden/>
               </w:rPr>
             </w:r>
             <w:r>
               <w:rPr>
-                <w:rFonts w:cs="Times New Roman"/>
                 <w:noProof/>
                 <w:webHidden/>
               </w:rPr>
@@ -3610,7 +3542,6 @@
             </w:r>
             <w:r>
               <w:rPr>
-                <w:rFonts w:cs="Times New Roman"/>
                 <w:noProof/>
                 <w:webHidden/>
               </w:rPr>
@@ -3618,7 +3549,6 @@
             </w:r>
             <w:r>
               <w:rPr>
-                <w:rFonts w:cs="Times New Roman"/>
                 <w:noProof/>
                 <w:webHidden/>
               </w:rPr>
@@ -3630,20 +3560,20 @@
           <w:pPr>
             <w:pStyle w:val="TOC2"/>
             <w:tabs>
-              <w:tab w:val="left" w:pos="1760"/>
+              <w:tab w:val="left" w:pos="1680"/>
               <w:tab w:val="right" w:leader="dot" w:pos="9350"/>
             </w:tabs>
             <w:rPr>
-              <w:rFonts w:cs="Times New Roman"/>
+              <w:rFonts w:asciiTheme="minorHAnsi" w:hAnsiTheme="minorHAnsi"/>
               <w:noProof/>
               <w:kern w:val="2"/>
-              <w:sz w:val="22"/>
-              <w:szCs w:val="22"/>
-              <w:lang w:eastAsia="en-US"/>
+              <w:sz w:val="24"/>
+              <w:szCs w:val="24"/>
+              <w:lang w:eastAsia="ja-JP"/>
               <w14:ligatures w14:val="standardContextual"/>
             </w:rPr>
           </w:pPr>
-          <w:hyperlink w:anchor="_Toc220594442" w:history="1">
+          <w:hyperlink w:anchor="_Toc220955324" w:history="1">
             <w:r>
               <w:rPr>
                 <w:rStyle w:val="Hyperlink"/>
@@ -3655,12 +3585,12 @@
             </w:r>
             <w:r>
               <w:rPr>
-                <w:rFonts w:cs="Times New Roman"/>
+                <w:rFonts w:asciiTheme="minorHAnsi" w:hAnsiTheme="minorHAnsi"/>
                 <w:noProof/>
                 <w:kern w:val="2"/>
-                <w:sz w:val="22"/>
-                <w:szCs w:val="22"/>
-                <w:lang w:eastAsia="en-US"/>
+                <w:sz w:val="24"/>
+                <w:szCs w:val="24"/>
+                <w:lang w:eastAsia="ja-JP"/>
                 <w14:ligatures w14:val="standardContextual"/>
               </w:rPr>
               <w:tab/>
@@ -3675,7 +3605,6 @@
             </w:r>
             <w:r>
               <w:rPr>
-                <w:rFonts w:cs="Times New Roman"/>
                 <w:noProof/>
                 <w:webHidden/>
               </w:rPr>
@@ -3683,7 +3612,6 @@
             </w:r>
             <w:r>
               <w:rPr>
-                <w:rFonts w:cs="Times New Roman"/>
                 <w:noProof/>
                 <w:webHidden/>
               </w:rPr>
@@ -3691,22 +3619,19 @@
             </w:r>
             <w:r>
               <w:rPr>
-                <w:rFonts w:cs="Times New Roman"/>
                 <w:noProof/>
                 <w:webHidden/>
               </w:rPr>
-              <w:instrText xml:space="preserve"> PAGEREF _Toc220594442 \h </w:instrText>
+              <w:instrText xml:space="preserve"> PAGEREF _Toc220955324 \h </w:instrText>
             </w:r>
             <w:r>
               <w:rPr>
-                <w:rFonts w:cs="Times New Roman"/>
                 <w:noProof/>
                 <w:webHidden/>
               </w:rPr>
             </w:r>
             <w:r>
               <w:rPr>
-                <w:rFonts w:cs="Times New Roman"/>
                 <w:noProof/>
                 <w:webHidden/>
               </w:rPr>
@@ -3714,7 +3639,6 @@
             </w:r>
             <w:r>
               <w:rPr>
-                <w:rFonts w:cs="Times New Roman"/>
                 <w:noProof/>
                 <w:webHidden/>
               </w:rPr>
@@ -3722,7 +3646,6 @@
             </w:r>
             <w:r>
               <w:rPr>
-                <w:rFonts w:cs="Times New Roman"/>
                 <w:noProof/>
                 <w:webHidden/>
               </w:rPr>
@@ -3734,16 +3657,16 @@
           <w:pPr>
             <w:pStyle w:val="TOC1"/>
             <w:rPr>
-              <w:rFonts w:cs="Times New Roman"/>
+              <w:rFonts w:asciiTheme="minorHAnsi" w:hAnsiTheme="minorHAnsi"/>
               <w:noProof/>
               <w:kern w:val="2"/>
-              <w:sz w:val="22"/>
-              <w:szCs w:val="22"/>
-              <w:lang w:eastAsia="en-US"/>
+              <w:sz w:val="24"/>
+              <w:szCs w:val="24"/>
+              <w:lang w:eastAsia="ja-JP"/>
               <w14:ligatures w14:val="standardContextual"/>
             </w:rPr>
           </w:pPr>
-          <w:hyperlink w:anchor="_Toc220594443" w:history="1">
+          <w:hyperlink w:anchor="_Toc220955325" w:history="1">
             <w:r>
               <w:rPr>
                 <w:rStyle w:val="Hyperlink"/>
@@ -3754,12 +3677,12 @@
             </w:r>
             <w:r>
               <w:rPr>
-                <w:rFonts w:cs="Times New Roman"/>
+                <w:rFonts w:asciiTheme="minorHAnsi" w:hAnsiTheme="minorHAnsi"/>
                 <w:noProof/>
                 <w:kern w:val="2"/>
-                <w:sz w:val="22"/>
-                <w:szCs w:val="22"/>
-                <w:lang w:eastAsia="en-US"/>
+                <w:sz w:val="24"/>
+                <w:szCs w:val="24"/>
+                <w:lang w:eastAsia="ja-JP"/>
                 <w14:ligatures w14:val="standardContextual"/>
               </w:rPr>
               <w:tab/>
@@ -3774,7 +3697,6 @@
             </w:r>
             <w:r>
               <w:rPr>
-                <w:rFonts w:cs="Times New Roman"/>
                 <w:noProof/>
                 <w:webHidden/>
               </w:rPr>
@@ -3782,7 +3704,6 @@
             </w:r>
             <w:r>
               <w:rPr>
-                <w:rFonts w:cs="Times New Roman"/>
                 <w:noProof/>
                 <w:webHidden/>
               </w:rPr>
@@ -3790,22 +3711,19 @@
             </w:r>
             <w:r>
               <w:rPr>
-                <w:rFonts w:cs="Times New Roman"/>
                 <w:noProof/>
                 <w:webHidden/>
               </w:rPr>
-              <w:instrText xml:space="preserve"> PAGEREF _Toc220594443 \h </w:instrText>
+              <w:instrText xml:space="preserve"> PAGEREF _Toc220955325 \h </w:instrText>
             </w:r>
             <w:r>
               <w:rPr>
-                <w:rFonts w:cs="Times New Roman"/>
                 <w:noProof/>
                 <w:webHidden/>
               </w:rPr>
             </w:r>
             <w:r>
               <w:rPr>
-                <w:rFonts w:cs="Times New Roman"/>
                 <w:noProof/>
                 <w:webHidden/>
               </w:rPr>
@@ -3813,15 +3731,13 @@
             </w:r>
             <w:r>
               <w:rPr>
-                <w:rFonts w:cs="Times New Roman"/>
                 <w:noProof/>
                 <w:webHidden/>
               </w:rPr>
-              <w:t>6</w:t>
+              <w:t>7</w:t>
             </w:r>
             <w:r>
               <w:rPr>
-                <w:rFonts w:cs="Times New Roman"/>
                 <w:noProof/>
                 <w:webHidden/>
               </w:rPr>
@@ -3833,16 +3749,16 @@
           <w:pPr>
             <w:pStyle w:val="TOC1"/>
             <w:rPr>
-              <w:rFonts w:cs="Times New Roman"/>
+              <w:rFonts w:asciiTheme="minorHAnsi" w:hAnsiTheme="minorHAnsi"/>
               <w:noProof/>
               <w:kern w:val="2"/>
-              <w:sz w:val="22"/>
-              <w:szCs w:val="22"/>
-              <w:lang w:eastAsia="en-US"/>
+              <w:sz w:val="24"/>
+              <w:szCs w:val="24"/>
+              <w:lang w:eastAsia="ja-JP"/>
               <w14:ligatures w14:val="standardContextual"/>
             </w:rPr>
           </w:pPr>
-          <w:hyperlink w:anchor="_Toc220594444" w:history="1">
+          <w:hyperlink w:anchor="_Toc220955326" w:history="1">
             <w:r>
               <w:rPr>
                 <w:rStyle w:val="Hyperlink"/>
@@ -3853,12 +3769,12 @@
             </w:r>
             <w:r>
               <w:rPr>
-                <w:rFonts w:cs="Times New Roman"/>
+                <w:rFonts w:asciiTheme="minorHAnsi" w:hAnsiTheme="minorHAnsi"/>
                 <w:noProof/>
                 <w:kern w:val="2"/>
-                <w:sz w:val="22"/>
-                <w:szCs w:val="22"/>
-                <w:lang w:eastAsia="en-US"/>
+                <w:sz w:val="24"/>
+                <w:szCs w:val="24"/>
+                <w:lang w:eastAsia="ja-JP"/>
                 <w14:ligatures w14:val="standardContextual"/>
               </w:rPr>
               <w:tab/>
@@ -3873,7 +3789,6 @@
             </w:r>
             <w:r>
               <w:rPr>
-                <w:rFonts w:cs="Times New Roman"/>
                 <w:noProof/>
                 <w:webHidden/>
               </w:rPr>
@@ -3881,7 +3796,6 @@
             </w:r>
             <w:r>
               <w:rPr>
-                <w:rFonts w:cs="Times New Roman"/>
                 <w:noProof/>
                 <w:webHidden/>
               </w:rPr>
@@ -3889,22 +3803,19 @@
             </w:r>
             <w:r>
               <w:rPr>
-                <w:rFonts w:cs="Times New Roman"/>
                 <w:noProof/>
                 <w:webHidden/>
               </w:rPr>
-              <w:instrText xml:space="preserve"> PAGEREF _Toc220594444 \h </w:instrText>
+              <w:instrText xml:space="preserve"> PAGEREF _Toc220955326 \h </w:instrText>
             </w:r>
             <w:r>
               <w:rPr>
-                <w:rFonts w:cs="Times New Roman"/>
                 <w:noProof/>
                 <w:webHidden/>
               </w:rPr>
             </w:r>
             <w:r>
               <w:rPr>
-                <w:rFonts w:cs="Times New Roman"/>
                 <w:noProof/>
                 <w:webHidden/>
               </w:rPr>
@@ -3912,15 +3823,205 @@
             </w:r>
             <w:r>
               <w:rPr>
-                <w:rFonts w:cs="Times New Roman"/>
                 <w:noProof/>
                 <w:webHidden/>
               </w:rPr>
-              <w:t>6</w:t>
+              <w:t>7</w:t>
             </w:r>
             <w:r>
               <w:rPr>
+                <w:noProof/>
+                <w:webHidden/>
+              </w:rPr>
+              <w:fldChar w:fldCharType="end"/>
+            </w:r>
+          </w:hyperlink>
+        </w:p>
+        <w:p>
+          <w:pPr>
+            <w:pStyle w:val="TOC2"/>
+            <w:tabs>
+              <w:tab w:val="left" w:pos="1680"/>
+              <w:tab w:val="right" w:leader="dot" w:pos="9350"/>
+            </w:tabs>
+            <w:rPr>
+              <w:rFonts w:asciiTheme="minorHAnsi" w:hAnsiTheme="minorHAnsi"/>
+              <w:noProof/>
+              <w:kern w:val="2"/>
+              <w:sz w:val="24"/>
+              <w:szCs w:val="24"/>
+              <w:lang w:eastAsia="ja-JP"/>
+              <w14:ligatures w14:val="standardContextual"/>
+            </w:rPr>
+          </w:pPr>
+          <w:hyperlink w:anchor="_Toc220955327" w:history="1">
+            <w:r>
+              <w:rPr>
+                <w:rStyle w:val="Hyperlink"/>
                 <w:rFonts w:cs="Times New Roman"/>
+                <w:noProof/>
+              </w:rPr>
+              <w:t>4.1.</w:t>
+            </w:r>
+            <w:r>
+              <w:rPr>
+                <w:rFonts w:asciiTheme="minorHAnsi" w:hAnsiTheme="minorHAnsi"/>
+                <w:noProof/>
+                <w:kern w:val="2"/>
+                <w:sz w:val="24"/>
+                <w:szCs w:val="24"/>
+                <w:lang w:eastAsia="ja-JP"/>
+                <w14:ligatures w14:val="standardContextual"/>
+              </w:rPr>
+              <w:tab/>
+            </w:r>
+            <w:r>
+              <w:rPr>
+                <w:rStyle w:val="Hyperlink"/>
+                <w:rFonts w:cs="Times New Roman"/>
+                <w:noProof/>
+              </w:rPr>
+              <w:t>Code plant:</w:t>
+            </w:r>
+            <w:r>
+              <w:rPr>
+                <w:noProof/>
+                <w:webHidden/>
+              </w:rPr>
+              <w:tab/>
+            </w:r>
+            <w:r>
+              <w:rPr>
+                <w:noProof/>
+                <w:webHidden/>
+              </w:rPr>
+              <w:fldChar w:fldCharType="begin"/>
+            </w:r>
+            <w:r>
+              <w:rPr>
+                <w:noProof/>
+                <w:webHidden/>
+              </w:rPr>
+              <w:instrText xml:space="preserve"> PAGEREF _Toc220955327 \h </w:instrText>
+            </w:r>
+            <w:r>
+              <w:rPr>
+                <w:noProof/>
+                <w:webHidden/>
+              </w:rPr>
+            </w:r>
+            <w:r>
+              <w:rPr>
+                <w:noProof/>
+                <w:webHidden/>
+              </w:rPr>
+              <w:fldChar w:fldCharType="separate"/>
+            </w:r>
+            <w:r>
+              <w:rPr>
+                <w:noProof/>
+                <w:webHidden/>
+              </w:rPr>
+              <w:t>8</w:t>
+            </w:r>
+            <w:r>
+              <w:rPr>
+                <w:noProof/>
+                <w:webHidden/>
+              </w:rPr>
+              <w:fldChar w:fldCharType="end"/>
+            </w:r>
+          </w:hyperlink>
+        </w:p>
+        <w:p>
+          <w:pPr>
+            <w:pStyle w:val="TOC2"/>
+            <w:tabs>
+              <w:tab w:val="left" w:pos="1680"/>
+              <w:tab w:val="right" w:leader="dot" w:pos="9350"/>
+            </w:tabs>
+            <w:rPr>
+              <w:rFonts w:asciiTheme="minorHAnsi" w:hAnsiTheme="minorHAnsi"/>
+              <w:noProof/>
+              <w:kern w:val="2"/>
+              <w:sz w:val="24"/>
+              <w:szCs w:val="24"/>
+              <w:lang w:eastAsia="ja-JP"/>
+              <w14:ligatures w14:val="standardContextual"/>
+            </w:rPr>
+          </w:pPr>
+          <w:hyperlink w:anchor="_Toc220955328" w:history="1">
+            <w:r>
+              <w:rPr>
+                <w:rStyle w:val="Hyperlink"/>
+                <w:rFonts w:cs="Times New Roman"/>
+                <w:noProof/>
+              </w:rPr>
+              <w:t>4.2.</w:t>
+            </w:r>
+            <w:r>
+              <w:rPr>
+                <w:rFonts w:asciiTheme="minorHAnsi" w:hAnsiTheme="minorHAnsi"/>
+                <w:noProof/>
+                <w:kern w:val="2"/>
+                <w:sz w:val="24"/>
+                <w:szCs w:val="24"/>
+                <w:lang w:eastAsia="ja-JP"/>
+                <w14:ligatures w14:val="standardContextual"/>
+              </w:rPr>
+              <w:tab/>
+            </w:r>
+            <w:r>
+              <w:rPr>
+                <w:rStyle w:val="Hyperlink"/>
+                <w:rFonts w:cs="Times New Roman"/>
+                <w:noProof/>
+              </w:rPr>
+              <w:t>Prompt:</w:t>
+            </w:r>
+            <w:r>
+              <w:rPr>
+                <w:noProof/>
+                <w:webHidden/>
+              </w:rPr>
+              <w:tab/>
+            </w:r>
+            <w:r>
+              <w:rPr>
+                <w:noProof/>
+                <w:webHidden/>
+              </w:rPr>
+              <w:fldChar w:fldCharType="begin"/>
+            </w:r>
+            <w:r>
+              <w:rPr>
+                <w:noProof/>
+                <w:webHidden/>
+              </w:rPr>
+              <w:instrText xml:space="preserve"> PAGEREF _Toc220955328 \h </w:instrText>
+            </w:r>
+            <w:r>
+              <w:rPr>
+                <w:noProof/>
+                <w:webHidden/>
+              </w:rPr>
+            </w:r>
+            <w:r>
+              <w:rPr>
+                <w:noProof/>
+                <w:webHidden/>
+              </w:rPr>
+              <w:fldChar w:fldCharType="separate"/>
+            </w:r>
+            <w:r>
+              <w:rPr>
+                <w:noProof/>
+                <w:webHidden/>
+              </w:rPr>
+              <w:t>12</w:t>
+            </w:r>
+            <w:r>
+              <w:rPr>
                 <w:noProof/>
                 <w:webHidden/>
               </w:rPr>
@@ -3966,7 +4067,7 @@
           <w:rFonts w:cs="Times New Roman"/>
         </w:rPr>
       </w:pPr>
-      <w:bookmarkStart w:id="0" w:name="_Toc220594432"/>
+      <w:bookmarkStart w:id="0" w:name="_Toc220955314"/>
       <w:r>
         <w:rPr>
           <w:rFonts w:cs="Times New Roman"/>
@@ -4124,14 +4225,7 @@
           <w:rFonts w:cs="Times New Roman"/>
           <w:szCs w:val="26"/>
         </w:rPr>
-        <w:t xml:space="preserve"> </w:t>
-      </w:r>
-      <w:r>
-        <w:rPr>
-          <w:rFonts w:cs="Times New Roman"/>
-          <w:szCs w:val="26"/>
-        </w:rPr>
-        <w:t>https://github.com/PJMinh2812/PT2_SWD392.git</w:t>
+        <w:t xml:space="preserve"> https://github.com/PJMinh2812/PT2_SWD392.git</w:t>
       </w:r>
     </w:p>
     <w:p>
@@ -4145,7 +4239,7 @@
           <w:rFonts w:cs="Times New Roman"/>
         </w:rPr>
       </w:pPr>
-      <w:bookmarkStart w:id="1" w:name="_Toc220594433"/>
+      <w:bookmarkStart w:id="1" w:name="_Toc220955315"/>
       <w:proofErr w:type="spellStart"/>
       <w:r>
         <w:rPr>
@@ -4302,7 +4396,7 @@
           <w:rFonts w:cs="Times New Roman"/>
         </w:rPr>
       </w:pPr>
-      <w:bookmarkStart w:id="2" w:name="_Toc220594434"/>
+      <w:bookmarkStart w:id="2" w:name="_Toc220955316"/>
       <w:proofErr w:type="spellStart"/>
       <w:r>
         <w:rPr>
@@ -4574,6 +4668,11 @@
           <w:ilvl w:val="0"/>
           <w:numId w:val="8"/>
         </w:numPr>
+        <w:tabs>
+          <w:tab w:val="clear" w:pos="720"/>
+          <w:tab w:val="num" w:pos="1080"/>
+        </w:tabs>
+        <w:ind w:left="1080"/>
         <w:rPr>
           <w:rFonts w:cs="Times New Roman"/>
         </w:rPr>
@@ -4614,14 +4713,20 @@
           <w:ilvl w:val="1"/>
           <w:numId w:val="8"/>
         </w:numPr>
-        <w:rPr>
-          <w:rFonts w:cs="Times New Roman"/>
-        </w:rPr>
-      </w:pPr>
-      <w:r>
-        <w:rPr>
-          <w:rFonts w:cs="Times New Roman"/>
-        </w:rPr>
+        <w:tabs>
+          <w:tab w:val="clear" w:pos="1440"/>
+          <w:tab w:val="num" w:pos="1800"/>
+        </w:tabs>
+        <w:ind w:left="1800"/>
+        <w:rPr>
+          <w:rFonts w:cs="Times New Roman"/>
+        </w:rPr>
+      </w:pPr>
+      <w:r>
+        <w:rPr>
+          <w:rFonts w:cs="Times New Roman"/>
+        </w:rPr>
+        <w:lastRenderedPageBreak/>
         <w:t xml:space="preserve">Guest: </w:t>
       </w:r>
       <w:proofErr w:type="spellStart"/>
@@ -4940,15 +5045,19 @@
           <w:ilvl w:val="1"/>
           <w:numId w:val="8"/>
         </w:numPr>
-        <w:rPr>
-          <w:rFonts w:cs="Times New Roman"/>
-        </w:rPr>
-      </w:pPr>
-      <w:r>
-        <w:rPr>
-          <w:rFonts w:cs="Times New Roman"/>
-        </w:rPr>
-        <w:lastRenderedPageBreak/>
+        <w:tabs>
+          <w:tab w:val="clear" w:pos="1440"/>
+          <w:tab w:val="num" w:pos="1800"/>
+        </w:tabs>
+        <w:ind w:left="1800"/>
+        <w:rPr>
+          <w:rFonts w:cs="Times New Roman"/>
+        </w:rPr>
+      </w:pPr>
+      <w:r>
+        <w:rPr>
+          <w:rFonts w:cs="Times New Roman"/>
+        </w:rPr>
         <w:t xml:space="preserve">Booking: </w:t>
       </w:r>
       <w:proofErr w:type="spellStart"/>
@@ -5207,7 +5316,7 @@
     <w:p>
       <w:pPr>
         <w:pStyle w:val="0-NoiDung"/>
-        <w:ind w:firstLine="0"/>
+        <w:ind w:left="360" w:firstLine="0"/>
         <w:rPr>
           <w:rFonts w:cs="Times New Roman"/>
         </w:rPr>
@@ -5220,6 +5329,11 @@
           <w:ilvl w:val="1"/>
           <w:numId w:val="8"/>
         </w:numPr>
+        <w:tabs>
+          <w:tab w:val="clear" w:pos="1440"/>
+          <w:tab w:val="num" w:pos="1800"/>
+        </w:tabs>
+        <w:ind w:left="1800"/>
         <w:rPr>
           <w:rFonts w:cs="Times New Roman"/>
         </w:rPr>
@@ -5364,6 +5478,11 @@
           <w:ilvl w:val="0"/>
           <w:numId w:val="8"/>
         </w:numPr>
+        <w:tabs>
+          <w:tab w:val="clear" w:pos="720"/>
+          <w:tab w:val="num" w:pos="1080"/>
+        </w:tabs>
+        <w:ind w:left="1080"/>
         <w:rPr>
           <w:rFonts w:cs="Times New Roman"/>
         </w:rPr>
@@ -5404,6 +5523,11 @@
           <w:ilvl w:val="1"/>
           <w:numId w:val="8"/>
         </w:numPr>
+        <w:tabs>
+          <w:tab w:val="clear" w:pos="1440"/>
+          <w:tab w:val="num" w:pos="1800"/>
+        </w:tabs>
+        <w:ind w:left="1800"/>
         <w:rPr>
           <w:rFonts w:cs="Times New Roman"/>
         </w:rPr>
@@ -5618,6 +5742,11 @@
           <w:ilvl w:val="1"/>
           <w:numId w:val="8"/>
         </w:numPr>
+        <w:tabs>
+          <w:tab w:val="clear" w:pos="1440"/>
+          <w:tab w:val="num" w:pos="1800"/>
+        </w:tabs>
+        <w:ind w:left="1800"/>
         <w:rPr>
           <w:rFonts w:cs="Times New Roman"/>
         </w:rPr>
@@ -5846,6 +5975,11 @@
           <w:ilvl w:val="1"/>
           <w:numId w:val="8"/>
         </w:numPr>
+        <w:tabs>
+          <w:tab w:val="clear" w:pos="1440"/>
+          <w:tab w:val="num" w:pos="1800"/>
+        </w:tabs>
+        <w:ind w:left="1800"/>
         <w:rPr>
           <w:rFonts w:cs="Times New Roman"/>
         </w:rPr>
@@ -5994,7 +6128,7 @@
           <w:rFonts w:cs="Times New Roman"/>
         </w:rPr>
       </w:pPr>
-      <w:bookmarkStart w:id="3" w:name="_Toc220594435"/>
+      <w:bookmarkStart w:id="3" w:name="_Toc220955317"/>
       <w:proofErr w:type="spellStart"/>
       <w:r>
         <w:rPr>
@@ -6895,7 +7029,7 @@
           <w:lang w:eastAsia="en-US"/>
         </w:rPr>
       </w:pPr>
-      <w:bookmarkStart w:id="4" w:name="_Toc220594436"/>
+      <w:bookmarkStart w:id="4" w:name="_Toc220955318"/>
       <w:proofErr w:type="spellStart"/>
       <w:r>
         <w:rPr>
@@ -7309,6 +7443,7 @@
     <w:p>
       <w:pPr>
         <w:pStyle w:val="0-NoiDung"/>
+        <w:ind w:left="360"/>
         <w:rPr>
           <w:rFonts w:eastAsia="Times New Roman" w:cs="Times New Roman"/>
           <w:lang w:eastAsia="en-US"/>
@@ -7325,6 +7460,7 @@
     <w:p>
       <w:pPr>
         <w:pStyle w:val="0-NoiDung"/>
+        <w:ind w:left="360"/>
         <w:rPr>
           <w:rFonts w:eastAsia="Times New Roman" w:cs="Times New Roman"/>
           <w:lang w:eastAsia="en-US"/>
@@ -7343,6 +7479,7 @@
     <w:p>
       <w:pPr>
         <w:pStyle w:val="0-NoiDung"/>
+        <w:ind w:left="360"/>
         <w:rPr>
           <w:rFonts w:eastAsia="Times New Roman" w:cs="Times New Roman"/>
           <w:lang w:eastAsia="en-US"/>
@@ -7353,6 +7490,7 @@
           <w:rFonts w:eastAsia="Times New Roman" w:cs="Times New Roman"/>
           <w:lang w:eastAsia="en-US"/>
         </w:rPr>
+        <w:lastRenderedPageBreak/>
         <w:t>Booking "1" --&gt; "</w:t>
       </w:r>
       <w:proofErr w:type="gramStart"/>
@@ -7379,6 +7517,11 @@
           <w:ilvl w:val="0"/>
           <w:numId w:val="16"/>
         </w:numPr>
+        <w:tabs>
+          <w:tab w:val="clear" w:pos="720"/>
+          <w:tab w:val="num" w:pos="1080"/>
+        </w:tabs>
+        <w:ind w:left="1080"/>
         <w:rPr>
           <w:rFonts w:eastAsia="Times New Roman" w:cs="Times New Roman"/>
           <w:lang w:eastAsia="en-US"/>
@@ -7488,6 +7631,11 @@
           <w:ilvl w:val="0"/>
           <w:numId w:val="16"/>
         </w:numPr>
+        <w:tabs>
+          <w:tab w:val="clear" w:pos="720"/>
+          <w:tab w:val="num" w:pos="1080"/>
+        </w:tabs>
+        <w:ind w:left="1080"/>
         <w:rPr>
           <w:rFonts w:eastAsia="Times New Roman" w:cs="Times New Roman"/>
           <w:lang w:eastAsia="en-US"/>
@@ -7697,13 +7845,12 @@
           <w:rFonts w:cs="Times New Roman"/>
         </w:rPr>
       </w:pPr>
-      <w:bookmarkStart w:id="5" w:name="_Toc220594437"/>
-      <w:proofErr w:type="spellStart"/>
-      <w:r>
-        <w:rPr>
-          <w:rFonts w:cs="Times New Roman"/>
-        </w:rPr>
-        <w:lastRenderedPageBreak/>
+      <w:bookmarkStart w:id="5" w:name="_Toc220955319"/>
+      <w:proofErr w:type="spellStart"/>
+      <w:r>
+        <w:rPr>
+          <w:rFonts w:cs="Times New Roman"/>
+        </w:rPr>
         <w:t>Hãy</w:t>
       </w:r>
       <w:proofErr w:type="spellEnd"/>
@@ -7934,7 +8081,7 @@
     <w:p>
       <w:pPr>
         <w:pStyle w:val="0-NoiDung"/>
-        <w:ind w:left="-76" w:firstLine="0"/>
+        <w:ind w:left="720" w:firstLine="0"/>
         <w:rPr>
           <w:rFonts w:cs="Times New Roman"/>
         </w:rPr>
@@ -7959,7 +8106,7 @@
     <w:p>
       <w:pPr>
         <w:pStyle w:val="0-NoiDung"/>
-        <w:ind w:left="-76" w:firstLine="0"/>
+        <w:ind w:left="720" w:firstLine="0"/>
         <w:rPr>
           <w:rFonts w:cs="Times New Roman"/>
         </w:rPr>
@@ -8018,7 +8165,7 @@
     <w:p>
       <w:pPr>
         <w:pStyle w:val="0-NoiDung"/>
-        <w:ind w:left="-76" w:firstLine="0"/>
+        <w:ind w:left="720" w:firstLine="0"/>
         <w:rPr>
           <w:rFonts w:cs="Times New Roman"/>
         </w:rPr>
@@ -8077,7 +8224,7 @@
     <w:p>
       <w:pPr>
         <w:pStyle w:val="0-NoiDung"/>
-        <w:ind w:left="-76" w:firstLine="0"/>
+        <w:ind w:left="720" w:firstLine="0"/>
         <w:rPr>
           <w:rFonts w:cs="Times New Roman"/>
         </w:rPr>
@@ -8164,7 +8311,7 @@
     <w:p>
       <w:pPr>
         <w:pStyle w:val="0-NoiDung"/>
-        <w:ind w:left="-76" w:firstLine="0"/>
+        <w:ind w:left="720" w:firstLine="0"/>
         <w:rPr>
           <w:rFonts w:cs="Times New Roman"/>
         </w:rPr>
@@ -8251,7 +8398,7 @@
     <w:p>
       <w:pPr>
         <w:pStyle w:val="0-NoiDung"/>
-        <w:ind w:left="-76" w:firstLine="0"/>
+        <w:ind w:left="720" w:firstLine="0"/>
         <w:rPr>
           <w:rFonts w:cs="Times New Roman"/>
         </w:rPr>
@@ -8322,7 +8469,7 @@
     <w:p>
       <w:pPr>
         <w:pStyle w:val="0-NoiDung"/>
-        <w:ind w:left="-76" w:firstLine="0"/>
+        <w:ind w:left="720" w:firstLine="0"/>
         <w:rPr>
           <w:rFonts w:cs="Times New Roman"/>
         </w:rPr>
@@ -8354,7 +8501,7 @@
           <w:rFonts w:cs="Times New Roman"/>
         </w:rPr>
       </w:pPr>
-      <w:bookmarkStart w:id="6" w:name="_Toc220594438"/>
+      <w:bookmarkStart w:id="6" w:name="_Toc220955320"/>
       <w:r>
         <w:rPr>
           <w:rFonts w:cs="Times New Roman"/>
@@ -9558,12 +9705,13 @@
           <w:lang w:eastAsia="en-US"/>
         </w:rPr>
       </w:pPr>
-      <w:bookmarkStart w:id="7" w:name="_Toc220594439"/>
-      <w:proofErr w:type="spellStart"/>
-      <w:r>
-        <w:rPr>
-          <w:rFonts w:cs="Times New Roman"/>
-        </w:rPr>
+      <w:bookmarkStart w:id="7" w:name="_Toc220955321"/>
+      <w:proofErr w:type="spellStart"/>
+      <w:r>
+        <w:rPr>
+          <w:rFonts w:cs="Times New Roman"/>
+        </w:rPr>
+        <w:lastRenderedPageBreak/>
         <w:t>Nếu</w:t>
       </w:r>
       <w:proofErr w:type="spellEnd"/>
@@ -10490,7 +10638,6 @@
           <w:rFonts w:eastAsia="Times New Roman" w:cs="Times New Roman"/>
           <w:lang w:eastAsia="en-US"/>
         </w:rPr>
-        <w:lastRenderedPageBreak/>
         <w:t>Đổi</w:t>
       </w:r>
       <w:proofErr w:type="spellEnd"/>
@@ -10993,7 +11140,7 @@
           <w:rFonts w:cs="Times New Roman"/>
         </w:rPr>
       </w:pPr>
-      <w:bookmarkStart w:id="8" w:name="_Toc220594440"/>
+      <w:bookmarkStart w:id="8" w:name="_Toc220955322"/>
       <w:proofErr w:type="spellStart"/>
       <w:r>
         <w:rPr>
@@ -11693,7 +11840,7 @@
           <w:lang w:eastAsia="en-US"/>
         </w:rPr>
       </w:pPr>
-      <w:bookmarkStart w:id="9" w:name="_Toc220594441"/>
+      <w:bookmarkStart w:id="9" w:name="_Toc220955323"/>
       <w:proofErr w:type="spellStart"/>
       <w:r>
         <w:rPr>
@@ -12429,6 +12576,7 @@
         <w:rPr>
           <w:rFonts w:cs="Times New Roman"/>
         </w:rPr>
+        <w:lastRenderedPageBreak/>
         <w:t>AGGREGATION (o--)</w:t>
       </w:r>
     </w:p>
@@ -12443,11 +12591,19 @@
           <w:rFonts w:cs="Times New Roman"/>
         </w:rPr>
       </w:pPr>
-      <w:r>
-        <w:rPr>
-          <w:rFonts w:cs="Times New Roman"/>
-        </w:rPr>
-        <w:t xml:space="preserve">Lý </w:t>
+      <w:proofErr w:type="gramStart"/>
+      <w:r>
+        <w:rPr>
+          <w:rFonts w:cs="Times New Roman"/>
+        </w:rPr>
+        <w:t>Lý</w:t>
+      </w:r>
+      <w:proofErr w:type="gramEnd"/>
+      <w:r>
+        <w:rPr>
+          <w:rFonts w:cs="Times New Roman"/>
+        </w:rPr>
+        <w:t xml:space="preserve"> </w:t>
       </w:r>
       <w:proofErr w:type="gramStart"/>
       <w:r>
@@ -13150,13 +13306,12 @@
           <w:lang w:eastAsia="en-US"/>
         </w:rPr>
       </w:pPr>
-      <w:bookmarkStart w:id="10" w:name="_Toc220594442"/>
-      <w:proofErr w:type="spellStart"/>
-      <w:r>
-        <w:rPr>
-          <w:rFonts w:cs="Times New Roman"/>
-        </w:rPr>
-        <w:lastRenderedPageBreak/>
+      <w:bookmarkStart w:id="10" w:name="_Toc220955324"/>
+      <w:proofErr w:type="spellStart"/>
+      <w:r>
+        <w:rPr>
+          <w:rFonts w:cs="Times New Roman"/>
+        </w:rPr>
         <w:t>Nếu</w:t>
       </w:r>
       <w:proofErr w:type="spellEnd"/>
@@ -14304,11 +14459,19 @@
           <w:rFonts w:cs="Times New Roman"/>
         </w:rPr>
       </w:pPr>
-      <w:r>
-        <w:rPr>
-          <w:rFonts w:cs="Times New Roman"/>
-        </w:rPr>
-        <w:t xml:space="preserve">Lý </w:t>
+      <w:proofErr w:type="gramStart"/>
+      <w:r>
+        <w:rPr>
+          <w:rFonts w:cs="Times New Roman"/>
+        </w:rPr>
+        <w:t>Lý</w:t>
+      </w:r>
+      <w:proofErr w:type="gramEnd"/>
+      <w:r>
+        <w:rPr>
+          <w:rFonts w:cs="Times New Roman"/>
+        </w:rPr>
+        <w:t xml:space="preserve"> </w:t>
       </w:r>
       <w:proofErr w:type="gramStart"/>
       <w:r>
@@ -14984,7 +15147,7 @@
           <w:rFonts w:cs="Times New Roman"/>
         </w:rPr>
       </w:pPr>
-      <w:bookmarkStart w:id="11" w:name="_Toc220594443"/>
+      <w:bookmarkStart w:id="11" w:name="_Toc220955325"/>
       <w:proofErr w:type="spellStart"/>
       <w:r>
         <w:rPr>
@@ -15318,22 +15481,6 @@
           </wp:inline>
         </w:drawing>
       </w:r>
-      <w:r>
-        <w:rPr>
-          <w:rFonts w:cs="Times New Roman"/>
-          <w:noProof/>
-          <w14:ligatures w14:val="standardContextual"/>
-        </w:rPr>
-        <w:t>d</w:t>
-      </w:r>
-      <w:r>
-        <w:rPr>
-          <w:rFonts w:cs="Times New Roman"/>
-          <w:noProof/>
-          <w14:ligatures w14:val="standardContextual"/>
-        </w:rPr>
-        <w:tab/>
-      </w:r>
     </w:p>
     <w:p>
       <w:pPr>
@@ -15346,7 +15493,7 @@
           <w:rFonts w:cs="Times New Roman"/>
         </w:rPr>
       </w:pPr>
-      <w:bookmarkStart w:id="12" w:name="_Toc220594444"/>
+      <w:bookmarkStart w:id="12" w:name="_Toc220955326"/>
       <w:proofErr w:type="spellStart"/>
       <w:r>
         <w:rPr>
@@ -15435,6 +15582,7 @@
     </w:p>
     <w:p>
       <w:pPr>
+        <w:ind w:left="360" w:firstLine="360"/>
         <w:rPr>
           <w:rFonts w:cs="Times New Roman"/>
           <w:szCs w:val="26"/>
@@ -17368,12 +17516,14 @@
           <w:rFonts w:cs="Times New Roman"/>
         </w:rPr>
       </w:pPr>
+      <w:bookmarkStart w:id="13" w:name="_Toc220955327"/>
       <w:r>
         <w:rPr>
           <w:rFonts w:cs="Times New Roman"/>
         </w:rPr>
         <w:t>Code plant:</w:t>
       </w:r>
+      <w:bookmarkEnd w:id="13"/>
     </w:p>
     <w:p>
       <w:pPr>
@@ -19701,7 +19851,21 @@
         <w:rPr>
           <w:rFonts w:cs="Times New Roman"/>
         </w:rPr>
-        <w:t>*" Room : includes &gt;</w:t>
+        <w:t xml:space="preserve">*" </w:t>
+      </w:r>
+      <w:proofErr w:type="gramStart"/>
+      <w:r>
+        <w:rPr>
+          <w:rFonts w:cs="Times New Roman"/>
+        </w:rPr>
+        <w:t>Room :</w:t>
+      </w:r>
+      <w:proofErr w:type="gramEnd"/>
+      <w:r>
+        <w:rPr>
+          <w:rFonts w:cs="Times New Roman"/>
+        </w:rPr>
+        <w:t xml:space="preserve"> includes &gt;</w:t>
       </w:r>
     </w:p>
     <w:p>
@@ -19864,6 +20028,7 @@
         </w:rPr>
       </w:pPr>
       <w:proofErr w:type="spellStart"/>
+      <w:proofErr w:type="gramStart"/>
       <w:r>
         <w:rPr>
           <w:rFonts w:cs="Times New Roman"/>
@@ -19871,19 +20036,32 @@
         <w:t>BookingService</w:t>
       </w:r>
       <w:proofErr w:type="spellEnd"/>
+      <w:r>
+        <w:rPr>
+          <w:rFonts w:cs="Times New Roman"/>
+        </w:rPr>
+        <w:t xml:space="preserve"> ..</w:t>
+      </w:r>
+      <w:proofErr w:type="gramEnd"/>
+      <w:r>
+        <w:rPr>
+          <w:rFonts w:cs="Times New Roman"/>
+        </w:rPr>
+        <w:t xml:space="preserve">&gt; </w:t>
+      </w:r>
       <w:proofErr w:type="gramStart"/>
       <w:r>
         <w:rPr>
           <w:rFonts w:cs="Times New Roman"/>
         </w:rPr>
-        <w:t xml:space="preserve"> ..</w:t>
+        <w:t>Room :</w:t>
       </w:r>
       <w:proofErr w:type="gramEnd"/>
       <w:r>
         <w:rPr>
           <w:rFonts w:cs="Times New Roman"/>
         </w:rPr>
-        <w:t>&gt; Room : reads info</w:t>
+        <w:t xml:space="preserve"> reads info</w:t>
       </w:r>
     </w:p>
     <w:p>
@@ -19893,6 +20071,7 @@
         </w:rPr>
       </w:pPr>
       <w:proofErr w:type="spellStart"/>
+      <w:proofErr w:type="gramStart"/>
       <w:r>
         <w:rPr>
           <w:rFonts w:cs="Times New Roman"/>
@@ -19900,33 +20079,40 @@
         <w:t>BookingService</w:t>
       </w:r>
       <w:proofErr w:type="spellEnd"/>
+      <w:r>
+        <w:rPr>
+          <w:rFonts w:cs="Times New Roman"/>
+        </w:rPr>
+        <w:t xml:space="preserve"> ..</w:t>
+      </w:r>
+      <w:proofErr w:type="gramEnd"/>
+      <w:r>
+        <w:rPr>
+          <w:rFonts w:cs="Times New Roman"/>
+        </w:rPr>
+        <w:t xml:space="preserve">&gt; </w:t>
+      </w:r>
+      <w:proofErr w:type="spellStart"/>
       <w:proofErr w:type="gramStart"/>
       <w:r>
         <w:rPr>
           <w:rFonts w:cs="Times New Roman"/>
         </w:rPr>
-        <w:t xml:space="preserve"> ..</w:t>
+        <w:t>RoomType</w:t>
+      </w:r>
+      <w:proofErr w:type="spellEnd"/>
+      <w:r>
+        <w:rPr>
+          <w:rFonts w:cs="Times New Roman"/>
+        </w:rPr>
+        <w:t xml:space="preserve"> :</w:t>
       </w:r>
       <w:proofErr w:type="gramEnd"/>
       <w:r>
         <w:rPr>
           <w:rFonts w:cs="Times New Roman"/>
         </w:rPr>
-        <w:t xml:space="preserve">&gt; </w:t>
-      </w:r>
-      <w:proofErr w:type="spellStart"/>
-      <w:r>
-        <w:rPr>
-          <w:rFonts w:cs="Times New Roman"/>
-        </w:rPr>
-        <w:t>RoomType</w:t>
-      </w:r>
-      <w:proofErr w:type="spellEnd"/>
-      <w:r>
-        <w:rPr>
-          <w:rFonts w:cs="Times New Roman"/>
-        </w:rPr>
-        <w:t xml:space="preserve"> : reads price</w:t>
+        <w:t xml:space="preserve"> reads price</w:t>
       </w:r>
     </w:p>
     <w:p>
@@ -19961,12 +20147,14 @@
           <w:rFonts w:cs="Times New Roman"/>
         </w:rPr>
       </w:pPr>
+      <w:bookmarkStart w:id="14" w:name="_Toc220955328"/>
       <w:r>
         <w:rPr>
           <w:rFonts w:cs="Times New Roman"/>
         </w:rPr>
         <w:t>Prompt:</w:t>
       </w:r>
+      <w:bookmarkEnd w:id="14"/>
     </w:p>
     <w:p>
       <w:pPr>
@@ -23974,9 +24162,9 @@
       <w:lvlJc w:val="left"/>
       <w:pPr>
         <w:tabs>
-          <w:tab w:val="num" w:pos="720"/>
+          <w:tab w:val="num" w:pos="1080"/>
         </w:tabs>
-        <w:ind w:left="720" w:hanging="360"/>
+        <w:ind w:left="1080" w:hanging="360"/>
       </w:pPr>
       <w:rPr>
         <w:rFonts w:ascii="Symbol" w:hAnsi="Symbol" w:hint="default"/>
@@ -23989,9 +24177,9 @@
       <w:lvlJc w:val="left"/>
       <w:pPr>
         <w:tabs>
-          <w:tab w:val="num" w:pos="1440"/>
+          <w:tab w:val="num" w:pos="1800"/>
         </w:tabs>
-        <w:ind w:left="1440" w:hanging="360"/>
+        <w:ind w:left="1800" w:hanging="360"/>
       </w:pPr>
       <w:rPr>
         <w:rFonts w:ascii="Courier New" w:hAnsi="Courier New" w:hint="default"/>
@@ -24004,7 +24192,7 @@
       <w:lvlText w:val="-"/>
       <w:lvlJc w:val="left"/>
       <w:pPr>
-        <w:ind w:left="2160" w:hanging="360"/>
+        <w:ind w:left="2520" w:hanging="360"/>
       </w:pPr>
       <w:rPr>
         <w:rFonts w:ascii="Times New Roman" w:eastAsiaTheme="minorEastAsia" w:hAnsi="Times New Roman" w:cs="Times New Roman" w:hint="default"/>
@@ -24017,9 +24205,9 @@
       <w:lvlJc w:val="left"/>
       <w:pPr>
         <w:tabs>
-          <w:tab w:val="num" w:pos="2880"/>
+          <w:tab w:val="num" w:pos="3240"/>
         </w:tabs>
-        <w:ind w:left="2880" w:hanging="360"/>
+        <w:ind w:left="3240" w:hanging="360"/>
       </w:pPr>
     </w:lvl>
     <w:lvl w:ilvl="4" w:tentative="1">
@@ -24029,9 +24217,9 @@
       <w:lvlJc w:val="left"/>
       <w:pPr>
         <w:tabs>
-          <w:tab w:val="num" w:pos="3600"/>
+          <w:tab w:val="num" w:pos="3960"/>
         </w:tabs>
-        <w:ind w:left="3600" w:hanging="360"/>
+        <w:ind w:left="3960" w:hanging="360"/>
       </w:pPr>
     </w:lvl>
     <w:lvl w:ilvl="5" w:tentative="1">
@@ -24041,9 +24229,9 @@
       <w:lvlJc w:val="left"/>
       <w:pPr>
         <w:tabs>
-          <w:tab w:val="num" w:pos="4320"/>
+          <w:tab w:val="num" w:pos="4680"/>
         </w:tabs>
-        <w:ind w:left="4320" w:hanging="360"/>
+        <w:ind w:left="4680" w:hanging="360"/>
       </w:pPr>
     </w:lvl>
     <w:lvl w:ilvl="6" w:tentative="1">
@@ -24053,9 +24241,9 @@
       <w:lvlJc w:val="left"/>
       <w:pPr>
         <w:tabs>
-          <w:tab w:val="num" w:pos="5040"/>
+          <w:tab w:val="num" w:pos="5400"/>
         </w:tabs>
-        <w:ind w:left="5040" w:hanging="360"/>
+        <w:ind w:left="5400" w:hanging="360"/>
       </w:pPr>
     </w:lvl>
     <w:lvl w:ilvl="7" w:tentative="1">
@@ -24065,9 +24253,9 @@
       <w:lvlJc w:val="left"/>
       <w:pPr>
         <w:tabs>
-          <w:tab w:val="num" w:pos="5760"/>
+          <w:tab w:val="num" w:pos="6120"/>
         </w:tabs>
-        <w:ind w:left="5760" w:hanging="360"/>
+        <w:ind w:left="6120" w:hanging="360"/>
       </w:pPr>
     </w:lvl>
     <w:lvl w:ilvl="8" w:tentative="1">
@@ -24077,9 +24265,9 @@
       <w:lvlJc w:val="left"/>
       <w:pPr>
         <w:tabs>
-          <w:tab w:val="num" w:pos="6480"/>
+          <w:tab w:val="num" w:pos="6840"/>
         </w:tabs>
-        <w:ind w:left="6480" w:hanging="360"/>
+        <w:ind w:left="6840" w:hanging="360"/>
       </w:pPr>
     </w:lvl>
   </w:abstractNum>
@@ -24792,7 +24980,7 @@
       <w:lvlText w:val=""/>
       <w:lvlJc w:val="left"/>
       <w:pPr>
-        <w:ind w:left="720" w:hanging="360"/>
+        <w:ind w:left="1080" w:hanging="360"/>
       </w:pPr>
       <w:rPr>
         <w:rFonts w:ascii="Symbol" w:hAnsi="Symbol" w:hint="default"/>
@@ -24804,7 +24992,7 @@
       <w:lvlText w:val="o"/>
       <w:lvlJc w:val="left"/>
       <w:pPr>
-        <w:ind w:left="1440" w:hanging="360"/>
+        <w:ind w:left="1800" w:hanging="360"/>
       </w:pPr>
       <w:rPr>
         <w:rFonts w:ascii="Courier New" w:hAnsi="Courier New" w:cs="Courier New" w:hint="default"/>
@@ -24816,7 +25004,7 @@
       <w:lvlText w:val=""/>
       <w:lvlJc w:val="left"/>
       <w:pPr>
-        <w:ind w:left="2160" w:hanging="360"/>
+        <w:ind w:left="2520" w:hanging="360"/>
       </w:pPr>
       <w:rPr>
         <w:rFonts w:ascii="Wingdings" w:hAnsi="Wingdings" w:hint="default"/>
@@ -24828,7 +25016,7 @@
       <w:lvlText w:val=""/>
       <w:lvlJc w:val="left"/>
       <w:pPr>
-        <w:ind w:left="2880" w:hanging="360"/>
+        <w:ind w:left="3240" w:hanging="360"/>
       </w:pPr>
       <w:rPr>
         <w:rFonts w:ascii="Symbol" w:hAnsi="Symbol" w:hint="default"/>
@@ -24840,7 +25028,7 @@
       <w:lvlText w:val="o"/>
       <w:lvlJc w:val="left"/>
       <w:pPr>
-        <w:ind w:left="3600" w:hanging="360"/>
+        <w:ind w:left="3960" w:hanging="360"/>
       </w:pPr>
       <w:rPr>
         <w:rFonts w:ascii="Courier New" w:hAnsi="Courier New" w:cs="Courier New" w:hint="default"/>
@@ -24852,7 +25040,7 @@
       <w:lvlText w:val=""/>
       <w:lvlJc w:val="left"/>
       <w:pPr>
-        <w:ind w:left="4320" w:hanging="360"/>
+        <w:ind w:left="4680" w:hanging="360"/>
       </w:pPr>
       <w:rPr>
         <w:rFonts w:ascii="Wingdings" w:hAnsi="Wingdings" w:hint="default"/>
@@ -24864,7 +25052,7 @@
       <w:lvlText w:val=""/>
       <w:lvlJc w:val="left"/>
       <w:pPr>
-        <w:ind w:left="5040" w:hanging="360"/>
+        <w:ind w:left="5400" w:hanging="360"/>
       </w:pPr>
       <w:rPr>
         <w:rFonts w:ascii="Symbol" w:hAnsi="Symbol" w:hint="default"/>
@@ -24876,7 +25064,7 @@
       <w:lvlText w:val="o"/>
       <w:lvlJc w:val="left"/>
       <w:pPr>
-        <w:ind w:left="5760" w:hanging="360"/>
+        <w:ind w:left="6120" w:hanging="360"/>
       </w:pPr>
       <w:rPr>
         <w:rFonts w:ascii="Courier New" w:hAnsi="Courier New" w:cs="Courier New" w:hint="default"/>
@@ -24888,7 +25076,7 @@
       <w:lvlText w:val=""/>
       <w:lvlJc w:val="left"/>
       <w:pPr>
-        <w:ind w:left="6480" w:hanging="360"/>
+        <w:ind w:left="6840" w:hanging="360"/>
       </w:pPr>
       <w:rPr>
         <w:rFonts w:ascii="Wingdings" w:hAnsi="Wingdings" w:hint="default"/>
@@ -25452,7 +25640,7 @@
       <w:lvlText w:val=""/>
       <w:lvlJc w:val="left"/>
       <w:pPr>
-        <w:ind w:left="720" w:hanging="360"/>
+        <w:ind w:left="1080" w:hanging="360"/>
       </w:pPr>
       <w:rPr>
         <w:rFonts w:ascii="Symbol" w:hAnsi="Symbol" w:hint="default"/>
@@ -25464,7 +25652,7 @@
       <w:lvlText w:val="o"/>
       <w:lvlJc w:val="left"/>
       <w:pPr>
-        <w:ind w:left="1440" w:hanging="360"/>
+        <w:ind w:left="1800" w:hanging="360"/>
       </w:pPr>
       <w:rPr>
         <w:rFonts w:ascii="Courier New" w:hAnsi="Courier New" w:cs="Courier New" w:hint="default"/>
@@ -25476,7 +25664,7 @@
       <w:lvlText w:val=""/>
       <w:lvlJc w:val="left"/>
       <w:pPr>
-        <w:ind w:left="2160" w:hanging="360"/>
+        <w:ind w:left="2520" w:hanging="360"/>
       </w:pPr>
       <w:rPr>
         <w:rFonts w:ascii="Wingdings" w:hAnsi="Wingdings" w:hint="default"/>
@@ -25488,7 +25676,7 @@
       <w:lvlText w:val=""/>
       <w:lvlJc w:val="left"/>
       <w:pPr>
-        <w:ind w:left="2880" w:hanging="360"/>
+        <w:ind w:left="3240" w:hanging="360"/>
       </w:pPr>
       <w:rPr>
         <w:rFonts w:ascii="Symbol" w:hAnsi="Symbol" w:hint="default"/>
@@ -25500,7 +25688,7 @@
       <w:lvlText w:val="o"/>
       <w:lvlJc w:val="left"/>
       <w:pPr>
-        <w:ind w:left="3600" w:hanging="360"/>
+        <w:ind w:left="3960" w:hanging="360"/>
       </w:pPr>
       <w:rPr>
         <w:rFonts w:ascii="Courier New" w:hAnsi="Courier New" w:cs="Courier New" w:hint="default"/>
@@ -25512,7 +25700,7 @@
       <w:lvlText w:val=""/>
       <w:lvlJc w:val="left"/>
       <w:pPr>
-        <w:ind w:left="4320" w:hanging="360"/>
+        <w:ind w:left="4680" w:hanging="360"/>
       </w:pPr>
       <w:rPr>
         <w:rFonts w:ascii="Wingdings" w:hAnsi="Wingdings" w:hint="default"/>
@@ -25524,7 +25712,7 @@
       <w:lvlText w:val=""/>
       <w:lvlJc w:val="left"/>
       <w:pPr>
-        <w:ind w:left="5040" w:hanging="360"/>
+        <w:ind w:left="5400" w:hanging="360"/>
       </w:pPr>
       <w:rPr>
         <w:rFonts w:ascii="Symbol" w:hAnsi="Symbol" w:hint="default"/>
@@ -25536,7 +25724,7 @@
       <w:lvlText w:val="o"/>
       <w:lvlJc w:val="left"/>
       <w:pPr>
-        <w:ind w:left="5760" w:hanging="360"/>
+        <w:ind w:left="6120" w:hanging="360"/>
       </w:pPr>
       <w:rPr>
         <w:rFonts w:ascii="Courier New" w:hAnsi="Courier New" w:cs="Courier New" w:hint="default"/>
@@ -25548,7 +25736,7 @@
       <w:lvlText w:val=""/>
       <w:lvlJc w:val="left"/>
       <w:pPr>
-        <w:ind w:left="6480" w:hanging="360"/>
+        <w:ind w:left="6840" w:hanging="360"/>
       </w:pPr>
       <w:rPr>
         <w:rFonts w:ascii="Wingdings" w:hAnsi="Wingdings" w:hint="default"/>
@@ -25565,7 +25753,7 @@
       <w:lvlText w:val=""/>
       <w:lvlJc w:val="left"/>
       <w:pPr>
-        <w:ind w:left="644" w:hanging="360"/>
+        <w:ind w:left="1080" w:hanging="360"/>
       </w:pPr>
       <w:rPr>
         <w:rFonts w:ascii="Symbol" w:hAnsi="Symbol" w:hint="default"/>
@@ -25577,7 +25765,7 @@
       <w:lvlText w:val="o"/>
       <w:lvlJc w:val="left"/>
       <w:pPr>
-        <w:ind w:left="1364" w:hanging="360"/>
+        <w:ind w:left="1800" w:hanging="360"/>
       </w:pPr>
       <w:rPr>
         <w:rFonts w:ascii="Courier New" w:hAnsi="Courier New" w:cs="Courier New" w:hint="default"/>
@@ -25589,7 +25777,7 @@
       <w:lvlText w:val=""/>
       <w:lvlJc w:val="left"/>
       <w:pPr>
-        <w:ind w:left="2084" w:hanging="360"/>
+        <w:ind w:left="2520" w:hanging="360"/>
       </w:pPr>
       <w:rPr>
         <w:rFonts w:ascii="Wingdings" w:hAnsi="Wingdings" w:hint="default"/>
@@ -25601,7 +25789,7 @@
       <w:lvlText w:val=""/>
       <w:lvlJc w:val="left"/>
       <w:pPr>
-        <w:ind w:left="2804" w:hanging="360"/>
+        <w:ind w:left="3240" w:hanging="360"/>
       </w:pPr>
       <w:rPr>
         <w:rFonts w:ascii="Symbol" w:hAnsi="Symbol" w:hint="default"/>
@@ -25613,7 +25801,7 @@
       <w:lvlText w:val="o"/>
       <w:lvlJc w:val="left"/>
       <w:pPr>
-        <w:ind w:left="3524" w:hanging="360"/>
+        <w:ind w:left="3960" w:hanging="360"/>
       </w:pPr>
       <w:rPr>
         <w:rFonts w:ascii="Courier New" w:hAnsi="Courier New" w:cs="Courier New" w:hint="default"/>
@@ -25625,7 +25813,7 @@
       <w:lvlText w:val=""/>
       <w:lvlJc w:val="left"/>
       <w:pPr>
-        <w:ind w:left="4244" w:hanging="360"/>
+        <w:ind w:left="4680" w:hanging="360"/>
       </w:pPr>
       <w:rPr>
         <w:rFonts w:ascii="Wingdings" w:hAnsi="Wingdings" w:hint="default"/>
@@ -25637,7 +25825,7 @@
       <w:lvlText w:val=""/>
       <w:lvlJc w:val="left"/>
       <w:pPr>
-        <w:ind w:left="4964" w:hanging="360"/>
+        <w:ind w:left="5400" w:hanging="360"/>
       </w:pPr>
       <w:rPr>
         <w:rFonts w:ascii="Symbol" w:hAnsi="Symbol" w:hint="default"/>
@@ -25649,7 +25837,7 @@
       <w:lvlText w:val="o"/>
       <w:lvlJc w:val="left"/>
       <w:pPr>
-        <w:ind w:left="5684" w:hanging="360"/>
+        <w:ind w:left="6120" w:hanging="360"/>
       </w:pPr>
       <w:rPr>
         <w:rFonts w:ascii="Courier New" w:hAnsi="Courier New" w:cs="Courier New" w:hint="default"/>
@@ -25661,7 +25849,7 @@
       <w:lvlText w:val=""/>
       <w:lvlJc w:val="left"/>
       <w:pPr>
-        <w:ind w:left="6404" w:hanging="360"/>
+        <w:ind w:left="6840" w:hanging="360"/>
       </w:pPr>
       <w:rPr>
         <w:rFonts w:ascii="Wingdings" w:hAnsi="Wingdings" w:hint="default"/>
@@ -25775,7 +25963,7 @@
   <w:docDefaults>
     <w:rPrDefault>
       <w:rPr>
-        <w:rFonts w:asciiTheme="minorHAnsi" w:eastAsiaTheme="minorHAnsi" w:hAnsiTheme="minorHAnsi" w:cstheme="minorBidi"/>
+        <w:rFonts w:asciiTheme="minorHAnsi" w:eastAsiaTheme="minorEastAsia" w:hAnsiTheme="minorHAnsi" w:cstheme="minorBidi"/>
         <w:kern w:val="2"/>
         <w:sz w:val="24"/>
         <w:szCs w:val="24"/>
@@ -26177,7 +26365,7 @@
       <w:jc w:val="both"/>
     </w:pPr>
     <w:rPr>
-      <w:rFonts w:ascii="Times New Roman" w:eastAsiaTheme="minorEastAsia" w:hAnsi="Times New Roman"/>
+      <w:rFonts w:ascii="Times New Roman" w:hAnsi="Times New Roman"/>
       <w:kern w:val="0"/>
       <w:sz w:val="26"/>
       <w:szCs w:val="20"/>
@@ -26394,7 +26582,6 @@
   <w:style w:type="character" w:default="1" w:styleId="DefaultParagraphFont">
     <w:name w:val="Default Paragraph Font"/>
     <w:uiPriority w:val="1"/>
-    <w:semiHidden/>
     <w:unhideWhenUsed/>
   </w:style>
   <w:style w:type="table" w:default="1" w:styleId="TableNormal">
